--- a/datasheet_gen/word_templates/EFT.docx
+++ b/datasheet_gen/word_templates/EFT.docx
@@ -3532,133 +3532,64 @@
         </w:tc>
       </w:tr>
       <w:tr>
-        <w:trPr>
-          <w:trHeight w:val="283"/>
-        </w:trPr>
-        <w:tc>
-          <w:tcPr>
-            <w:tcW w:w="2453" w:type="dxa"/>
-          </w:tcPr>
-          <w:p>
-            <w:pPr>
-              <w:rPr>
-                <w:rFonts w:ascii="Arial" w:hAnsi="Arial" w:cs="Arial"/>
-                <w:lang w:val="en-US"/>
-              </w:rPr>
-            </w:pPr>
-          </w:p>
-        </w:tc>
-        <w:tc>
-          <w:tcPr>
-            <w:tcW w:w="820" w:type="dxa"/>
-          </w:tcPr>
-          <w:p>
-            <w:pPr>
-              <w:jc w:val="center"/>
-              <w:rPr>
-                <w:rFonts w:ascii="Arial" w:hAnsi="Arial" w:cs="Arial"/>
-                <w:lang w:val="en-US"/>
-              </w:rPr>
-            </w:pPr>
-          </w:p>
-        </w:tc>
-        <w:tc>
-          <w:tcPr>
-            <w:tcW w:w="820" w:type="dxa"/>
-          </w:tcPr>
-          <w:p>
-            <w:pPr>
-              <w:jc w:val="center"/>
-              <w:rPr>
-                <w:rFonts w:ascii="Arial" w:hAnsi="Arial" w:cs="Arial"/>
-                <w:lang w:val="en-US"/>
-              </w:rPr>
-            </w:pPr>
-          </w:p>
-        </w:tc>
-        <w:tc>
-          <w:tcPr>
-            <w:tcW w:w="821" w:type="dxa"/>
-          </w:tcPr>
-          <w:p>
-            <w:pPr>
-              <w:jc w:val="center"/>
-              <w:rPr>
-                <w:rFonts w:ascii="Arial" w:hAnsi="Arial" w:cs="Arial"/>
-                <w:lang w:val="en-US"/>
-              </w:rPr>
-            </w:pPr>
-          </w:p>
-        </w:tc>
-        <w:tc>
-          <w:tcPr>
-            <w:tcW w:w="820" w:type="dxa"/>
-          </w:tcPr>
-          <w:p>
-            <w:pPr>
-              <w:jc w:val="center"/>
-              <w:rPr>
-                <w:rFonts w:ascii="Arial" w:hAnsi="Arial" w:cs="Arial"/>
-                <w:lang w:val="en-US"/>
-              </w:rPr>
-            </w:pPr>
-          </w:p>
-        </w:tc>
-        <w:tc>
-          <w:tcPr>
-            <w:tcW w:w="820" w:type="dxa"/>
-          </w:tcPr>
-          <w:p>
-            <w:pPr>
-              <w:jc w:val="center"/>
-              <w:rPr>
-                <w:rFonts w:ascii="Arial" w:hAnsi="Arial" w:cs="Arial"/>
-                <w:lang w:val="en-US"/>
-              </w:rPr>
-            </w:pPr>
-          </w:p>
-        </w:tc>
-        <w:tc>
-          <w:tcPr>
-            <w:tcW w:w="821" w:type="dxa"/>
-          </w:tcPr>
-          <w:p>
-            <w:pPr>
-              <w:jc w:val="center"/>
-              <w:rPr>
-                <w:rFonts w:ascii="Arial" w:hAnsi="Arial" w:cs="Arial"/>
-                <w:lang w:val="en-US"/>
-              </w:rPr>
-            </w:pPr>
-          </w:p>
-        </w:tc>
-        <w:tc>
-          <w:tcPr>
-            <w:tcW w:w="820" w:type="dxa"/>
-          </w:tcPr>
-          <w:p>
-            <w:pPr>
-              <w:jc w:val="center"/>
-              <w:rPr>
-                <w:rFonts w:ascii="Arial" w:hAnsi="Arial" w:cs="Arial"/>
-                <w:lang w:val="en-US"/>
-              </w:rPr>
-            </w:pPr>
-          </w:p>
-        </w:tc>
-        <w:tc>
-          <w:tcPr>
-            <w:tcW w:w="821" w:type="dxa"/>
-          </w:tcPr>
-          <w:p>
-            <w:pPr>
-              <w:jc w:val="center"/>
-              <w:rPr>
-                <w:rFonts w:ascii="Arial" w:hAnsi="Arial" w:cs="Arial"/>
-                <w:lang w:val="en-US"/>
-              </w:rPr>
-            </w:pPr>
-          </w:p>
+        <w:tc>
+          <w:tcPr>
+            <w:tcW w:type="dxa" w:w="2453"/>
+          </w:tcPr>
+          <w:p>
+            <w:r/>
+            <w:r>
+              <w:t>{%tr for r in obs_eft %}</w:t>
+            </w:r>
+          </w:p>
+        </w:tc>
+        <w:tc>
+          <w:tcPr>
+            <w:tcW w:type="dxa" w:w="820"/>
+          </w:tcPr>
+          <w:p/>
+        </w:tc>
+        <w:tc>
+          <w:tcPr>
+            <w:tcW w:type="dxa" w:w="820"/>
+          </w:tcPr>
+          <w:p/>
+        </w:tc>
+        <w:tc>
+          <w:tcPr>
+            <w:tcW w:type="dxa" w:w="821"/>
+          </w:tcPr>
+          <w:p/>
+        </w:tc>
+        <w:tc>
+          <w:tcPr>
+            <w:tcW w:type="dxa" w:w="820"/>
+          </w:tcPr>
+          <w:p/>
+        </w:tc>
+        <w:tc>
+          <w:tcPr>
+            <w:tcW w:type="dxa" w:w="820"/>
+          </w:tcPr>
+          <w:p/>
+        </w:tc>
+        <w:tc>
+          <w:tcPr>
+            <w:tcW w:type="dxa" w:w="821"/>
+          </w:tcPr>
+          <w:p/>
+        </w:tc>
+        <w:tc>
+          <w:tcPr>
+            <w:tcW w:type="dxa" w:w="820"/>
+          </w:tcPr>
+          <w:p/>
+        </w:tc>
+        <w:tc>
+          <w:tcPr>
+            <w:tcW w:type="dxa" w:w="821"/>
+          </w:tcPr>
+          <w:p/>
         </w:tc>
       </w:tr>
       <w:tr>
@@ -3670,12 +3601,10 @@
             <w:tcW w:w="2453" w:type="dxa"/>
           </w:tcPr>
           <w:p>
-            <w:pPr>
-              <w:rPr>
-                <w:rFonts w:ascii="Arial" w:hAnsi="Arial" w:cs="Arial"/>
-                <w:lang w:val="en-US"/>
-              </w:rPr>
-            </w:pPr>
+            <w:r/>
+            <w:r>
+              <w:t>{{ r.c0 }}</w:t>
+            </w:r>
           </w:p>
         </w:tc>
         <w:tc>
@@ -3683,13 +3612,10 @@
             <w:tcW w:w="820" w:type="dxa"/>
           </w:tcPr>
           <w:p>
-            <w:pPr>
-              <w:jc w:val="center"/>
-              <w:rPr>
-                <w:rFonts w:ascii="Arial" w:hAnsi="Arial" w:cs="Arial"/>
-                <w:lang w:val="en-US"/>
-              </w:rPr>
-            </w:pPr>
+            <w:r/>
+            <w:r>
+              <w:t>{{ r.c1 }}</w:t>
+            </w:r>
           </w:p>
         </w:tc>
         <w:tc>
@@ -3697,13 +3623,10 @@
             <w:tcW w:w="820" w:type="dxa"/>
           </w:tcPr>
           <w:p>
-            <w:pPr>
-              <w:jc w:val="center"/>
-              <w:rPr>
-                <w:rFonts w:ascii="Arial" w:hAnsi="Arial" w:cs="Arial"/>
-                <w:lang w:val="en-US"/>
-              </w:rPr>
-            </w:pPr>
+            <w:r/>
+            <w:r>
+              <w:t>{{ r.c2 }}</w:t>
+            </w:r>
           </w:p>
         </w:tc>
         <w:tc>
@@ -3711,13 +3634,10 @@
             <w:tcW w:w="821" w:type="dxa"/>
           </w:tcPr>
           <w:p>
-            <w:pPr>
-              <w:jc w:val="center"/>
-              <w:rPr>
-                <w:rFonts w:ascii="Arial" w:hAnsi="Arial" w:cs="Arial"/>
-                <w:lang w:val="en-US"/>
-              </w:rPr>
-            </w:pPr>
+            <w:r/>
+            <w:r>
+              <w:t>{{ r.c3 }}</w:t>
+            </w:r>
           </w:p>
         </w:tc>
         <w:tc>
@@ -3725,13 +3645,10 @@
             <w:tcW w:w="820" w:type="dxa"/>
           </w:tcPr>
           <w:p>
-            <w:pPr>
-              <w:jc w:val="center"/>
-              <w:rPr>
-                <w:rFonts w:ascii="Arial" w:hAnsi="Arial" w:cs="Arial"/>
-                <w:lang w:val="en-US"/>
-              </w:rPr>
-            </w:pPr>
+            <w:r/>
+            <w:r>
+              <w:t>{{ r.c4 }}</w:t>
+            </w:r>
           </w:p>
         </w:tc>
         <w:tc>
@@ -3739,13 +3656,10 @@
             <w:tcW w:w="820" w:type="dxa"/>
           </w:tcPr>
           <w:p>
-            <w:pPr>
-              <w:jc w:val="center"/>
-              <w:rPr>
-                <w:rFonts w:ascii="Arial" w:hAnsi="Arial" w:cs="Arial"/>
-                <w:lang w:val="en-US"/>
-              </w:rPr>
-            </w:pPr>
+            <w:r/>
+            <w:r>
+              <w:t>{{ r.c5 }}</w:t>
+            </w:r>
           </w:p>
         </w:tc>
         <w:tc>
@@ -3753,13 +3667,10 @@
             <w:tcW w:w="821" w:type="dxa"/>
           </w:tcPr>
           <w:p>
-            <w:pPr>
-              <w:jc w:val="center"/>
-              <w:rPr>
-                <w:rFonts w:ascii="Arial" w:hAnsi="Arial" w:cs="Arial"/>
-                <w:lang w:val="en-US"/>
-              </w:rPr>
-            </w:pPr>
+            <w:r/>
+            <w:r>
+              <w:t>{{ r.c6 }}</w:t>
+            </w:r>
           </w:p>
         </w:tc>
         <w:tc>
@@ -3767,13 +3678,10 @@
             <w:tcW w:w="820" w:type="dxa"/>
           </w:tcPr>
           <w:p>
-            <w:pPr>
-              <w:jc w:val="center"/>
-              <w:rPr>
-                <w:rFonts w:ascii="Arial" w:hAnsi="Arial" w:cs="Arial"/>
-                <w:lang w:val="en-US"/>
-              </w:rPr>
-            </w:pPr>
+            <w:r/>
+            <w:r>
+              <w:t>{{ r.c7 }}</w:t>
+            </w:r>
           </w:p>
         </w:tc>
         <w:tc>
@@ -3781,144 +3689,72 @@
             <w:tcW w:w="821" w:type="dxa"/>
           </w:tcPr>
           <w:p>
-            <w:pPr>
-              <w:jc w:val="center"/>
-              <w:rPr>
-                <w:rFonts w:ascii="Arial" w:hAnsi="Arial" w:cs="Arial"/>
-                <w:lang w:val="en-US"/>
-              </w:rPr>
-            </w:pPr>
+            <w:r/>
+            <w:r>
+              <w:t>{{ r.c8 }}</w:t>
+            </w:r>
           </w:p>
         </w:tc>
       </w:tr>
       <w:tr>
-        <w:trPr>
-          <w:trHeight w:val="283"/>
-        </w:trPr>
-        <w:tc>
-          <w:tcPr>
-            <w:tcW w:w="2453" w:type="dxa"/>
-          </w:tcPr>
-          <w:p>
-            <w:pPr>
-              <w:rPr>
-                <w:rFonts w:ascii="Arial" w:hAnsi="Arial" w:cs="Arial"/>
-                <w:lang w:val="en-US"/>
-              </w:rPr>
-            </w:pPr>
-          </w:p>
-        </w:tc>
-        <w:tc>
-          <w:tcPr>
-            <w:tcW w:w="820" w:type="dxa"/>
-          </w:tcPr>
-          <w:p>
-            <w:pPr>
-              <w:jc w:val="center"/>
-              <w:rPr>
-                <w:rFonts w:ascii="Arial" w:hAnsi="Arial" w:cs="Arial"/>
-                <w:lang w:val="en-US"/>
-              </w:rPr>
-            </w:pPr>
-          </w:p>
-        </w:tc>
-        <w:tc>
-          <w:tcPr>
-            <w:tcW w:w="820" w:type="dxa"/>
-          </w:tcPr>
-          <w:p>
-            <w:pPr>
-              <w:jc w:val="center"/>
-              <w:rPr>
-                <w:rFonts w:ascii="Arial" w:hAnsi="Arial" w:cs="Arial"/>
-                <w:lang w:val="en-US"/>
-              </w:rPr>
-            </w:pPr>
-          </w:p>
-        </w:tc>
-        <w:tc>
-          <w:tcPr>
-            <w:tcW w:w="821" w:type="dxa"/>
-          </w:tcPr>
-          <w:p>
-            <w:pPr>
-              <w:jc w:val="center"/>
-              <w:rPr>
-                <w:rFonts w:ascii="Arial" w:hAnsi="Arial" w:cs="Arial"/>
-                <w:lang w:val="en-US"/>
-              </w:rPr>
-            </w:pPr>
-          </w:p>
-        </w:tc>
-        <w:tc>
-          <w:tcPr>
-            <w:tcW w:w="820" w:type="dxa"/>
-          </w:tcPr>
-          <w:p>
-            <w:pPr>
-              <w:jc w:val="center"/>
-              <w:rPr>
-                <w:rFonts w:ascii="Arial" w:hAnsi="Arial" w:cs="Arial"/>
-                <w:lang w:val="en-US"/>
-              </w:rPr>
-            </w:pPr>
-          </w:p>
-        </w:tc>
-        <w:tc>
-          <w:tcPr>
-            <w:tcW w:w="820" w:type="dxa"/>
-          </w:tcPr>
-          <w:p>
-            <w:pPr>
-              <w:jc w:val="center"/>
-              <w:rPr>
-                <w:rFonts w:ascii="Arial" w:hAnsi="Arial" w:cs="Arial"/>
-                <w:lang w:val="en-US"/>
-              </w:rPr>
-            </w:pPr>
-          </w:p>
-        </w:tc>
-        <w:tc>
-          <w:tcPr>
-            <w:tcW w:w="821" w:type="dxa"/>
-          </w:tcPr>
-          <w:p>
-            <w:pPr>
-              <w:jc w:val="center"/>
-              <w:rPr>
-                <w:rFonts w:ascii="Arial" w:hAnsi="Arial" w:cs="Arial"/>
-                <w:lang w:val="en-US"/>
-              </w:rPr>
-            </w:pPr>
-          </w:p>
-        </w:tc>
-        <w:tc>
-          <w:tcPr>
-            <w:tcW w:w="820" w:type="dxa"/>
-          </w:tcPr>
-          <w:p>
-            <w:pPr>
-              <w:jc w:val="center"/>
-              <w:rPr>
-                <w:rFonts w:ascii="Arial" w:hAnsi="Arial" w:cs="Arial"/>
-                <w:lang w:val="en-US"/>
-              </w:rPr>
-            </w:pPr>
-          </w:p>
-        </w:tc>
-        <w:tc>
-          <w:tcPr>
-            <w:tcW w:w="821" w:type="dxa"/>
-          </w:tcPr>
-          <w:p>
-            <w:pPr>
-              <w:jc w:val="center"/>
-              <w:rPr>
-                <w:rFonts w:ascii="Arial" w:hAnsi="Arial" w:cs="Arial"/>
-                <w:lang w:val="en-US"/>
-              </w:rPr>
-            </w:pPr>
-          </w:p>
+        <w:tc>
+          <w:tcPr>
+            <w:tcW w:type="dxa" w:w="2453"/>
+          </w:tcPr>
+          <w:p>
+            <w:r/>
+            <w:r>
+              <w:t>{%tr endfor %}</w:t>
+            </w:r>
+          </w:p>
+        </w:tc>
+        <w:tc>
+          <w:tcPr>
+            <w:tcW w:type="dxa" w:w="820"/>
+          </w:tcPr>
+          <w:p/>
+        </w:tc>
+        <w:tc>
+          <w:tcPr>
+            <w:tcW w:type="dxa" w:w="820"/>
+          </w:tcPr>
+          <w:p/>
+        </w:tc>
+        <w:tc>
+          <w:tcPr>
+            <w:tcW w:type="dxa" w:w="821"/>
+          </w:tcPr>
+          <w:p/>
+        </w:tc>
+        <w:tc>
+          <w:tcPr>
+            <w:tcW w:type="dxa" w:w="820"/>
+          </w:tcPr>
+          <w:p/>
+        </w:tc>
+        <w:tc>
+          <w:tcPr>
+            <w:tcW w:type="dxa" w:w="820"/>
+          </w:tcPr>
+          <w:p/>
+        </w:tc>
+        <w:tc>
+          <w:tcPr>
+            <w:tcW w:type="dxa" w:w="821"/>
+          </w:tcPr>
+          <w:p/>
+        </w:tc>
+        <w:tc>
+          <w:tcPr>
+            <w:tcW w:type="dxa" w:w="820"/>
+          </w:tcPr>
+          <w:p/>
+        </w:tc>
+        <w:tc>
+          <w:tcPr>
+            <w:tcW w:type="dxa" w:w="821"/>
+          </w:tcPr>
+          <w:p/>
         </w:tc>
       </w:tr>
     </w:tbl>

--- a/datasheet_gen/word_templates/EFT.docx
+++ b/datasheet_gen/word_templates/EFT.docx
@@ -433,6 +433,7 @@
       <w:tr>
         <w:trPr>
           <w:trHeight w:val="737"/>
+          <w:tblHeader/>
         </w:trPr>
         <w:tc>
           <w:tcPr>
@@ -1339,7 +1340,7 @@
           <w:p>
             <w:r/>
             <w:r>
-              <w:t>{{ number_of_test_ports }}</w:t>
+              <w:t>{{ number_of_test_ports_col_1 }}</w:t>
             </w:r>
           </w:p>
         </w:tc>
@@ -1350,7 +1351,9 @@
           </w:tcPr>
           <w:p>
             <w:r/>
-            <w:r/>
+            <w:r>
+              <w:t>{{ number_of_test_ports_col_2 }}</w:t>
+            </w:r>
           </w:p>
         </w:tc>
       </w:tr>
@@ -1388,7 +1391,7 @@
           <w:p>
             <w:r/>
             <w:r>
-              <w:t>{{ test_voltage }}</w:t>
+              <w:t>{{ test_voltage_col_1 }}</w:t>
             </w:r>
           </w:p>
         </w:tc>
@@ -1399,7 +1402,9 @@
           </w:tcPr>
           <w:p>
             <w:r/>
-            <w:r/>
+            <w:r>
+              <w:t>{{ test_voltage_col_2 }}</w:t>
+            </w:r>
           </w:p>
         </w:tc>
       </w:tr>
@@ -1827,7 +1832,7 @@
           <w:p>
             <w:r/>
             <w:r>
-              <w:t>{{ eut_configuration }}</w:t>
+              <w:t>{{ eut_configuration_col_1 }}</w:t>
             </w:r>
           </w:p>
         </w:tc>
@@ -1838,7 +1843,9 @@
           </w:tcPr>
           <w:p>
             <w:r/>
-            <w:r/>
+            <w:r>
+              <w:t>{{ eut_configuration_col_2 }}</w:t>
+            </w:r>
           </w:p>
         </w:tc>
       </w:tr>
@@ -2302,9 +2309,23 @@
             <w:vAlign w:val="center"/>
           </w:tcPr>
           <w:p>
-            <w:r/>
-            <w:r>
-              <w:t>{{ coupling_path_line }}</w:t>
+            <w:pPr>
+              <w:jc w:val="center"/>
+              <w:rPr>
+                <w:rFonts w:ascii="Arial" w:hAnsi="Arial" w:cs="Arial"/>
+                <w:b/>
+                <w:bCs/>
+                <w:lang w:val="en-US"/>
+              </w:rPr>
+            </w:pPr>
+            <w:r>
+              <w:rPr>
+                <w:rFonts w:ascii="Arial" w:hAnsi="Arial" w:cs="Arial"/>
+                <w:b/>
+                <w:bCs/>
+                <w:lang w:val="en-US"/>
+              </w:rPr>
+              <w:t>Test Level (kV)</w:t>
             </w:r>
           </w:p>
         </w:tc>
@@ -2337,9 +2358,23 @@
             <w:vAlign w:val="center"/>
           </w:tcPr>
           <w:p>
-            <w:r/>
-            <w:r>
-              <w:t>{{ coupling_path_line_2 }}</w:t>
+            <w:pPr>
+              <w:jc w:val="center"/>
+              <w:rPr>
+                <w:rFonts w:ascii="Arial" w:hAnsi="Arial" w:cs="Arial"/>
+                <w:b/>
+                <w:bCs/>
+                <w:lang w:val="en-US"/>
+              </w:rPr>
+            </w:pPr>
+            <w:r>
+              <w:rPr>
+                <w:rFonts w:ascii="Arial" w:hAnsi="Arial" w:cs="Arial"/>
+                <w:b/>
+                <w:bCs/>
+                <w:lang w:val="en-US"/>
+              </w:rPr>
+              <w:t>+0.5</w:t>
             </w:r>
           </w:p>
         </w:tc>
@@ -2350,7 +2385,9 @@
           </w:tcPr>
           <w:p>
             <w:r/>
-            <w:r/>
+            <w:r>
+              <w:t>{{ coupling_path_line_0_5_col_2 }}</w:t>
+            </w:r>
           </w:p>
         </w:tc>
         <w:tc>
@@ -2360,7 +2397,9 @@
           </w:tcPr>
           <w:p>
             <w:r/>
-            <w:r/>
+            <w:r>
+              <w:t>{{ coupling_path_line_0_5_col_3 }}</w:t>
+            </w:r>
           </w:p>
         </w:tc>
         <w:tc>
@@ -2370,7 +2409,9 @@
           </w:tcPr>
           <w:p>
             <w:r/>
-            <w:r/>
+            <w:r>
+              <w:t>{{ coupling_path_line_0_5_col_4 }}</w:t>
+            </w:r>
           </w:p>
         </w:tc>
         <w:tc>
@@ -2380,7 +2421,9 @@
           </w:tcPr>
           <w:p>
             <w:r/>
-            <w:r/>
+            <w:r>
+              <w:t>{{ coupling_path_line_0_5_col_5 }}</w:t>
+            </w:r>
           </w:p>
         </w:tc>
         <w:tc>
@@ -2390,7 +2433,9 @@
           </w:tcPr>
           <w:p>
             <w:r/>
-            <w:r/>
+            <w:r>
+              <w:t>{{ coupling_path_line_0_5_col_6 }}</w:t>
+            </w:r>
           </w:p>
         </w:tc>
         <w:tc>
@@ -2400,7 +2445,9 @@
           </w:tcPr>
           <w:p>
             <w:r/>
-            <w:r/>
+            <w:r>
+              <w:t>{{ coupling_path_line_0_5_col_7 }}</w:t>
+            </w:r>
           </w:p>
         </w:tc>
         <w:tc>
@@ -2410,7 +2457,9 @@
           </w:tcPr>
           <w:p>
             <w:r/>
-            <w:r/>
+            <w:r>
+              <w:t>{{ coupling_path_line_0_5_col_8 }}</w:t>
+            </w:r>
           </w:p>
         </w:tc>
       </w:tr>
@@ -2447,7 +2496,7 @@
           <w:p>
             <w:r/>
             <w:r>
-              <w:t>{{ l1 }}</w:t>
+              <w:t>{{ l1_col_1 }}</w:t>
             </w:r>
           </w:p>
         </w:tc>
@@ -2458,7 +2507,9 @@
           </w:tcPr>
           <w:p>
             <w:r/>
-            <w:r/>
+            <w:r>
+              <w:t>{{ l1_col_2 }}</w:t>
+            </w:r>
           </w:p>
         </w:tc>
         <w:tc>
@@ -2468,7 +2519,9 @@
           </w:tcPr>
           <w:p>
             <w:r/>
-            <w:r/>
+            <w:r>
+              <w:t>{{ l1_col_3 }}</w:t>
+            </w:r>
           </w:p>
         </w:tc>
         <w:tc>
@@ -2478,7 +2531,9 @@
           </w:tcPr>
           <w:p>
             <w:r/>
-            <w:r/>
+            <w:r>
+              <w:t>{{ l1_col_4 }}</w:t>
+            </w:r>
           </w:p>
         </w:tc>
         <w:tc>
@@ -2488,7 +2543,9 @@
           </w:tcPr>
           <w:p>
             <w:r/>
-            <w:r/>
+            <w:r>
+              <w:t>{{ l1_col_5 }}</w:t>
+            </w:r>
           </w:p>
         </w:tc>
         <w:tc>
@@ -2498,7 +2555,9 @@
           </w:tcPr>
           <w:p>
             <w:r/>
-            <w:r/>
+            <w:r>
+              <w:t>{{ l1_col_6 }}</w:t>
+            </w:r>
           </w:p>
         </w:tc>
         <w:tc>
@@ -2508,7 +2567,9 @@
           </w:tcPr>
           <w:p>
             <w:r/>
-            <w:r/>
+            <w:r>
+              <w:t>{{ l1_col_7 }}</w:t>
+            </w:r>
           </w:p>
         </w:tc>
         <w:tc>
@@ -2518,7 +2579,9 @@
           </w:tcPr>
           <w:p>
             <w:r/>
-            <w:r/>
+            <w:r>
+              <w:t>{{ l1_col_8 }}</w:t>
+            </w:r>
           </w:p>
         </w:tc>
       </w:tr>
@@ -2555,7 +2618,7 @@
           <w:p>
             <w:r/>
             <w:r>
-              <w:t>{{ n }}</w:t>
+              <w:t>{{ n_col_1 }}</w:t>
             </w:r>
           </w:p>
         </w:tc>
@@ -2566,7 +2629,9 @@
           </w:tcPr>
           <w:p>
             <w:r/>
-            <w:r/>
+            <w:r>
+              <w:t>{{ n_col_2 }}</w:t>
+            </w:r>
           </w:p>
         </w:tc>
         <w:tc>
@@ -2576,7 +2641,9 @@
           </w:tcPr>
           <w:p>
             <w:r/>
-            <w:r/>
+            <w:r>
+              <w:t>{{ n_col_3 }}</w:t>
+            </w:r>
           </w:p>
         </w:tc>
         <w:tc>
@@ -2586,7 +2653,9 @@
           </w:tcPr>
           <w:p>
             <w:r/>
-            <w:r/>
+            <w:r>
+              <w:t>{{ n_col_4 }}</w:t>
+            </w:r>
           </w:p>
         </w:tc>
         <w:tc>
@@ -2596,7 +2665,9 @@
           </w:tcPr>
           <w:p>
             <w:r/>
-            <w:r/>
+            <w:r>
+              <w:t>{{ n_col_5 }}</w:t>
+            </w:r>
           </w:p>
         </w:tc>
         <w:tc>
@@ -2606,7 +2677,9 @@
           </w:tcPr>
           <w:p>
             <w:r/>
-            <w:r/>
+            <w:r>
+              <w:t>{{ n_col_6 }}</w:t>
+            </w:r>
           </w:p>
         </w:tc>
         <w:tc>
@@ -2616,7 +2689,9 @@
           </w:tcPr>
           <w:p>
             <w:r/>
-            <w:r/>
+            <w:r>
+              <w:t>{{ n_col_7 }}</w:t>
+            </w:r>
           </w:p>
         </w:tc>
         <w:tc>
@@ -2626,7 +2701,9 @@
           </w:tcPr>
           <w:p>
             <w:r/>
-            <w:r/>
+            <w:r>
+              <w:t>{{ n_col_8 }}</w:t>
+            </w:r>
           </w:p>
         </w:tc>
       </w:tr>
@@ -2663,7 +2740,7 @@
           <w:p>
             <w:r/>
             <w:r>
-              <w:t>{{ pe }}</w:t>
+              <w:t>{{ pe_col_1 }}</w:t>
             </w:r>
           </w:p>
         </w:tc>
@@ -2674,7 +2751,9 @@
           </w:tcPr>
           <w:p>
             <w:r/>
-            <w:r/>
+            <w:r>
+              <w:t>{{ pe_col_2 }}</w:t>
+            </w:r>
           </w:p>
         </w:tc>
         <w:tc>
@@ -2684,7 +2763,9 @@
           </w:tcPr>
           <w:p>
             <w:r/>
-            <w:r/>
+            <w:r>
+              <w:t>{{ pe_col_3 }}</w:t>
+            </w:r>
           </w:p>
         </w:tc>
         <w:tc>
@@ -2694,7 +2775,9 @@
           </w:tcPr>
           <w:p>
             <w:r/>
-            <w:r/>
+            <w:r>
+              <w:t>{{ pe_col_4 }}</w:t>
+            </w:r>
           </w:p>
         </w:tc>
         <w:tc>
@@ -2704,7 +2787,9 @@
           </w:tcPr>
           <w:p>
             <w:r/>
-            <w:r/>
+            <w:r>
+              <w:t>{{ pe_col_5 }}</w:t>
+            </w:r>
           </w:p>
         </w:tc>
         <w:tc>
@@ -2714,7 +2799,9 @@
           </w:tcPr>
           <w:p>
             <w:r/>
-            <w:r/>
+            <w:r>
+              <w:t>{{ pe_col_6 }}</w:t>
+            </w:r>
           </w:p>
         </w:tc>
         <w:tc>
@@ -2724,7 +2811,9 @@
           </w:tcPr>
           <w:p>
             <w:r/>
-            <w:r/>
+            <w:r>
+              <w:t>{{ pe_col_7 }}</w:t>
+            </w:r>
           </w:p>
         </w:tc>
         <w:tc>
@@ -2734,7 +2823,9 @@
           </w:tcPr>
           <w:p>
             <w:r/>
-            <w:r/>
+            <w:r>
+              <w:t>{{ pe_col_8 }}</w:t>
+            </w:r>
           </w:p>
         </w:tc>
       </w:tr>
@@ -2771,7 +2862,7 @@
           <w:p>
             <w:r/>
             <w:r>
-              <w:t>{{ l1_n }}</w:t>
+              <w:t>{{ l1_n_col_1 }}</w:t>
             </w:r>
           </w:p>
         </w:tc>
@@ -2782,7 +2873,9 @@
           </w:tcPr>
           <w:p>
             <w:r/>
-            <w:r/>
+            <w:r>
+              <w:t>{{ l1_n_col_2 }}</w:t>
+            </w:r>
           </w:p>
         </w:tc>
         <w:tc>
@@ -2792,7 +2885,9 @@
           </w:tcPr>
           <w:p>
             <w:r/>
-            <w:r/>
+            <w:r>
+              <w:t>{{ l1_n_col_3 }}</w:t>
+            </w:r>
           </w:p>
         </w:tc>
         <w:tc>
@@ -2802,7 +2897,9 @@
           </w:tcPr>
           <w:p>
             <w:r/>
-            <w:r/>
+            <w:r>
+              <w:t>{{ l1_n_col_4 }}</w:t>
+            </w:r>
           </w:p>
         </w:tc>
         <w:tc>
@@ -2812,7 +2909,9 @@
           </w:tcPr>
           <w:p>
             <w:r/>
-            <w:r/>
+            <w:r>
+              <w:t>{{ l1_n_col_5 }}</w:t>
+            </w:r>
           </w:p>
         </w:tc>
         <w:tc>
@@ -2822,7 +2921,9 @@
           </w:tcPr>
           <w:p>
             <w:r/>
-            <w:r/>
+            <w:r>
+              <w:t>{{ l1_n_col_6 }}</w:t>
+            </w:r>
           </w:p>
         </w:tc>
         <w:tc>
@@ -2832,7 +2933,9 @@
           </w:tcPr>
           <w:p>
             <w:r/>
-            <w:r/>
+            <w:r>
+              <w:t>{{ l1_n_col_7 }}</w:t>
+            </w:r>
           </w:p>
         </w:tc>
         <w:tc>
@@ -2842,7 +2945,9 @@
           </w:tcPr>
           <w:p>
             <w:r/>
-            <w:r/>
+            <w:r>
+              <w:t>{{ l1_n_col_8 }}</w:t>
+            </w:r>
           </w:p>
         </w:tc>
       </w:tr>
@@ -2879,7 +2984,7 @@
           <w:p>
             <w:r/>
             <w:r>
-              <w:t>{{ l1_pe }}</w:t>
+              <w:t>{{ l1_pe_col_1 }}</w:t>
             </w:r>
           </w:p>
         </w:tc>
@@ -2890,7 +2995,9 @@
           </w:tcPr>
           <w:p>
             <w:r/>
-            <w:r/>
+            <w:r>
+              <w:t>{{ l1_pe_col_2 }}</w:t>
+            </w:r>
           </w:p>
         </w:tc>
         <w:tc>
@@ -2900,7 +3007,9 @@
           </w:tcPr>
           <w:p>
             <w:r/>
-            <w:r/>
+            <w:r>
+              <w:t>{{ l1_pe_col_3 }}</w:t>
+            </w:r>
           </w:p>
         </w:tc>
         <w:tc>
@@ -2910,7 +3019,9 @@
           </w:tcPr>
           <w:p>
             <w:r/>
-            <w:r/>
+            <w:r>
+              <w:t>{{ l1_pe_col_4 }}</w:t>
+            </w:r>
           </w:p>
         </w:tc>
         <w:tc>
@@ -2920,7 +3031,9 @@
           </w:tcPr>
           <w:p>
             <w:r/>
-            <w:r/>
+            <w:r>
+              <w:t>{{ l1_pe_col_5 }}</w:t>
+            </w:r>
           </w:p>
         </w:tc>
         <w:tc>
@@ -2930,7 +3043,9 @@
           </w:tcPr>
           <w:p>
             <w:r/>
-            <w:r/>
+            <w:r>
+              <w:t>{{ l1_pe_col_6 }}</w:t>
+            </w:r>
           </w:p>
         </w:tc>
         <w:tc>
@@ -2940,7 +3055,9 @@
           </w:tcPr>
           <w:p>
             <w:r/>
-            <w:r/>
+            <w:r>
+              <w:t>{{ l1_pe_col_7 }}</w:t>
+            </w:r>
           </w:p>
         </w:tc>
         <w:tc>
@@ -2950,7 +3067,9 @@
           </w:tcPr>
           <w:p>
             <w:r/>
-            <w:r/>
+            <w:r>
+              <w:t>{{ l1_pe_col_8 }}</w:t>
+            </w:r>
           </w:p>
         </w:tc>
       </w:tr>
@@ -2987,7 +3106,7 @@
           <w:p>
             <w:r/>
             <w:r>
-              <w:t>{{ n_pe }}</w:t>
+              <w:t>{{ n_pe_col_1 }}</w:t>
             </w:r>
           </w:p>
         </w:tc>
@@ -2998,7 +3117,9 @@
           </w:tcPr>
           <w:p>
             <w:r/>
-            <w:r/>
+            <w:r>
+              <w:t>{{ n_pe_col_2 }}</w:t>
+            </w:r>
           </w:p>
         </w:tc>
         <w:tc>
@@ -3008,7 +3129,9 @@
           </w:tcPr>
           <w:p>
             <w:r/>
-            <w:r/>
+            <w:r>
+              <w:t>{{ n_pe_col_3 }}</w:t>
+            </w:r>
           </w:p>
         </w:tc>
         <w:tc>
@@ -3018,7 +3141,9 @@
           </w:tcPr>
           <w:p>
             <w:r/>
-            <w:r/>
+            <w:r>
+              <w:t>{{ n_pe_col_4 }}</w:t>
+            </w:r>
           </w:p>
         </w:tc>
         <w:tc>
@@ -3028,7 +3153,9 @@
           </w:tcPr>
           <w:p>
             <w:r/>
-            <w:r/>
+            <w:r>
+              <w:t>{{ n_pe_col_5 }}</w:t>
+            </w:r>
           </w:p>
         </w:tc>
         <w:tc>
@@ -3038,7 +3165,9 @@
           </w:tcPr>
           <w:p>
             <w:r/>
-            <w:r/>
+            <w:r>
+              <w:t>{{ n_pe_col_6 }}</w:t>
+            </w:r>
           </w:p>
         </w:tc>
         <w:tc>
@@ -3048,7 +3177,9 @@
           </w:tcPr>
           <w:p>
             <w:r/>
-            <w:r/>
+            <w:r>
+              <w:t>{{ n_pe_col_7 }}</w:t>
+            </w:r>
           </w:p>
         </w:tc>
         <w:tc>
@@ -3058,7 +3189,9 @@
           </w:tcPr>
           <w:p>
             <w:r/>
-            <w:r/>
+            <w:r>
+              <w:t>{{ n_pe_col_8 }}</w:t>
+            </w:r>
           </w:p>
         </w:tc>
       </w:tr>
@@ -3095,7 +3228,7 @@
           <w:p>
             <w:r/>
             <w:r>
-              <w:t>{{ l1_n_pe }}</w:t>
+              <w:t>{{ l1_n_pe_col_1 }}</w:t>
             </w:r>
           </w:p>
         </w:tc>
@@ -3106,7 +3239,9 @@
           </w:tcPr>
           <w:p>
             <w:r/>
-            <w:r/>
+            <w:r>
+              <w:t>{{ l1_n_pe_col_2 }}</w:t>
+            </w:r>
           </w:p>
         </w:tc>
         <w:tc>
@@ -3116,7 +3251,9 @@
           </w:tcPr>
           <w:p>
             <w:r/>
-            <w:r/>
+            <w:r>
+              <w:t>{{ l1_n_pe_col_3 }}</w:t>
+            </w:r>
           </w:p>
         </w:tc>
         <w:tc>
@@ -3126,7 +3263,9 @@
           </w:tcPr>
           <w:p>
             <w:r/>
-            <w:r/>
+            <w:r>
+              <w:t>{{ l1_n_pe_col_4 }}</w:t>
+            </w:r>
           </w:p>
         </w:tc>
         <w:tc>
@@ -3136,7 +3275,9 @@
           </w:tcPr>
           <w:p>
             <w:r/>
-            <w:r/>
+            <w:r>
+              <w:t>{{ l1_n_pe_col_5 }}</w:t>
+            </w:r>
           </w:p>
         </w:tc>
         <w:tc>
@@ -3146,7 +3287,9 @@
           </w:tcPr>
           <w:p>
             <w:r/>
-            <w:r/>
+            <w:r>
+              <w:t>{{ l1_n_pe_col_6 }}</w:t>
+            </w:r>
           </w:p>
         </w:tc>
         <w:tc>
@@ -3156,7 +3299,9 @@
           </w:tcPr>
           <w:p>
             <w:r/>
-            <w:r/>
+            <w:r>
+              <w:t>{{ l1_n_pe_col_7 }}</w:t>
+            </w:r>
           </w:p>
         </w:tc>
         <w:tc>
@@ -3166,7 +3311,9 @@
           </w:tcPr>
           <w:p>
             <w:r/>
-            <w:r/>
+            <w:r>
+              <w:t>{{ l1_n_pe_col_8 }}</w:t>
+            </w:r>
           </w:p>
         </w:tc>
       </w:tr>
@@ -3360,23 +3507,9 @@
             <w:tcW w:w="820" w:type="dxa"/>
           </w:tcPr>
           <w:p>
-            <w:pPr>
-              <w:jc w:val="center"/>
-              <w:rPr>
-                <w:rFonts w:ascii="Arial" w:hAnsi="Arial" w:cs="Arial"/>
-                <w:b/>
-                <w:bCs/>
-                <w:lang w:val="en-US"/>
-              </w:rPr>
-            </w:pPr>
-            <w:r>
-              <w:rPr>
-                <w:rFonts w:ascii="Arial" w:hAnsi="Arial" w:cs="Arial"/>
-                <w:b/>
-                <w:bCs/>
-                <w:lang w:val="en-US"/>
-              </w:rPr>
-              <w:t>-0.25</w:t>
+            <w:r/>
+            <w:r>
+              <w:t>{{ signal_lines_0_25_col_2 }}</w:t>
             </w:r>
           </w:p>
         </w:tc>
@@ -3385,23 +3518,9 @@
             <w:tcW w:w="821" w:type="dxa"/>
           </w:tcPr>
           <w:p>
-            <w:pPr>
-              <w:jc w:val="center"/>
-              <w:rPr>
-                <w:rFonts w:ascii="Arial" w:hAnsi="Arial" w:cs="Arial"/>
-                <w:b/>
-                <w:bCs/>
-                <w:lang w:val="en-US"/>
-              </w:rPr>
-            </w:pPr>
-            <w:r>
-              <w:rPr>
-                <w:rFonts w:ascii="Arial" w:hAnsi="Arial" w:cs="Arial"/>
-                <w:b/>
-                <w:bCs/>
-                <w:lang w:val="en-US"/>
-              </w:rPr>
-              <w:t>+0.5</w:t>
+            <w:r/>
+            <w:r>
+              <w:t>{{ signal_lines_0_25_col_3 }}</w:t>
             </w:r>
           </w:p>
         </w:tc>
@@ -3410,23 +3529,9 @@
             <w:tcW w:w="820" w:type="dxa"/>
           </w:tcPr>
           <w:p>
-            <w:pPr>
-              <w:jc w:val="center"/>
-              <w:rPr>
-                <w:rFonts w:ascii="Arial" w:hAnsi="Arial" w:cs="Arial"/>
-                <w:b/>
-                <w:bCs/>
-                <w:lang w:val="en-US"/>
-              </w:rPr>
-            </w:pPr>
-            <w:r>
-              <w:rPr>
-                <w:rFonts w:ascii="Arial" w:hAnsi="Arial" w:cs="Arial"/>
-                <w:b/>
-                <w:bCs/>
-                <w:lang w:val="en-US"/>
-              </w:rPr>
-              <w:t>-0.5</w:t>
+            <w:r/>
+            <w:r>
+              <w:t>{{ signal_lines_0_25_col_4 }}</w:t>
             </w:r>
           </w:p>
         </w:tc>
@@ -3435,23 +3540,9 @@
             <w:tcW w:w="820" w:type="dxa"/>
           </w:tcPr>
           <w:p>
-            <w:pPr>
-              <w:jc w:val="center"/>
-              <w:rPr>
-                <w:rFonts w:ascii="Arial" w:hAnsi="Arial" w:cs="Arial"/>
-                <w:b/>
-                <w:bCs/>
-                <w:lang w:val="en-US"/>
-              </w:rPr>
-            </w:pPr>
-            <w:r>
-              <w:rPr>
-                <w:rFonts w:ascii="Arial" w:hAnsi="Arial" w:cs="Arial"/>
-                <w:b/>
-                <w:bCs/>
-                <w:lang w:val="en-US"/>
-              </w:rPr>
-              <w:t>+1</w:t>
+            <w:r/>
+            <w:r>
+              <w:t>{{ signal_lines_0_25_col_5 }}</w:t>
             </w:r>
           </w:p>
         </w:tc>
@@ -3460,23 +3551,9 @@
             <w:tcW w:w="821" w:type="dxa"/>
           </w:tcPr>
           <w:p>
-            <w:pPr>
-              <w:jc w:val="center"/>
-              <w:rPr>
-                <w:rFonts w:ascii="Arial" w:hAnsi="Arial" w:cs="Arial"/>
-                <w:b/>
-                <w:bCs/>
-                <w:lang w:val="en-US"/>
-              </w:rPr>
-            </w:pPr>
-            <w:r>
-              <w:rPr>
-                <w:rFonts w:ascii="Arial" w:hAnsi="Arial" w:cs="Arial"/>
-                <w:b/>
-                <w:bCs/>
-                <w:lang w:val="en-US"/>
-              </w:rPr>
-              <w:t>-1</w:t>
+            <w:r/>
+            <w:r>
+              <w:t>{{ signal_lines_0_25_col_6 }}</w:t>
             </w:r>
           </w:p>
         </w:tc>
@@ -3485,23 +3562,9 @@
             <w:tcW w:w="820" w:type="dxa"/>
           </w:tcPr>
           <w:p>
-            <w:pPr>
-              <w:jc w:val="center"/>
-              <w:rPr>
-                <w:rFonts w:ascii="Arial" w:hAnsi="Arial" w:cs="Arial"/>
-                <w:b/>
-                <w:bCs/>
-                <w:lang w:val="en-US"/>
-              </w:rPr>
-            </w:pPr>
-            <w:r>
-              <w:rPr>
-                <w:rFonts w:ascii="Arial" w:hAnsi="Arial" w:cs="Arial"/>
-                <w:b/>
-                <w:bCs/>
-                <w:lang w:val="en-US"/>
-              </w:rPr>
-              <w:t>+2</w:t>
+            <w:r/>
+            <w:r>
+              <w:t>{{ signal_lines_0_25_col_7 }}</w:t>
             </w:r>
           </w:p>
         </w:tc>
@@ -3510,86 +3573,11 @@
             <w:tcW w:w="821" w:type="dxa"/>
           </w:tcPr>
           <w:p>
-            <w:pPr>
-              <w:jc w:val="center"/>
-              <w:rPr>
-                <w:rFonts w:ascii="Arial" w:hAnsi="Arial" w:cs="Arial"/>
-                <w:b/>
-                <w:bCs/>
-                <w:lang w:val="en-US"/>
-              </w:rPr>
-            </w:pPr>
-            <w:r>
-              <w:rPr>
-                <w:rFonts w:ascii="Arial" w:hAnsi="Arial" w:cs="Arial"/>
-                <w:b/>
-                <w:bCs/>
-                <w:lang w:val="en-US"/>
-              </w:rPr>
-              <w:t>-2</w:t>
-            </w:r>
-          </w:p>
-        </w:tc>
-      </w:tr>
-      <w:tr>
-        <w:tc>
-          <w:tcPr>
-            <w:tcW w:type="dxa" w:w="2453"/>
-          </w:tcPr>
-          <w:p>
-            <w:r/>
-            <w:r>
-              <w:t>{%tr for r in obs_eft %}</w:t>
-            </w:r>
-          </w:p>
-        </w:tc>
-        <w:tc>
-          <w:tcPr>
-            <w:tcW w:type="dxa" w:w="820"/>
-          </w:tcPr>
-          <w:p/>
-        </w:tc>
-        <w:tc>
-          <w:tcPr>
-            <w:tcW w:type="dxa" w:w="820"/>
-          </w:tcPr>
-          <w:p/>
-        </w:tc>
-        <w:tc>
-          <w:tcPr>
-            <w:tcW w:type="dxa" w:w="821"/>
-          </w:tcPr>
-          <w:p/>
-        </w:tc>
-        <w:tc>
-          <w:tcPr>
-            <w:tcW w:type="dxa" w:w="820"/>
-          </w:tcPr>
-          <w:p/>
-        </w:tc>
-        <w:tc>
-          <w:tcPr>
-            <w:tcW w:type="dxa" w:w="820"/>
-          </w:tcPr>
-          <w:p/>
-        </w:tc>
-        <w:tc>
-          <w:tcPr>
-            <w:tcW w:type="dxa" w:w="821"/>
-          </w:tcPr>
-          <w:p/>
-        </w:tc>
-        <w:tc>
-          <w:tcPr>
-            <w:tcW w:type="dxa" w:w="820"/>
-          </w:tcPr>
-          <w:p/>
-        </w:tc>
-        <w:tc>
-          <w:tcPr>
-            <w:tcW w:type="dxa" w:w="821"/>
-          </w:tcPr>
-          <w:p/>
+            <w:r/>
+            <w:r>
+              <w:t>{{ signal_lines_0_25_col_8 }}</w:t>
+            </w:r>
+          </w:p>
         </w:tc>
       </w:tr>
       <w:tr>
@@ -3601,10 +3589,12 @@
             <w:tcW w:w="2453" w:type="dxa"/>
           </w:tcPr>
           <w:p>
-            <w:r/>
-            <w:r>
-              <w:t>{{ r.c0 }}</w:t>
-            </w:r>
+            <w:pPr>
+              <w:rPr>
+                <w:rFonts w:ascii="Arial" w:hAnsi="Arial" w:cs="Arial"/>
+                <w:lang w:val="en-US"/>
+              </w:rPr>
+            </w:pPr>
           </w:p>
         </w:tc>
         <w:tc>
@@ -3612,10 +3602,13 @@
             <w:tcW w:w="820" w:type="dxa"/>
           </w:tcPr>
           <w:p>
-            <w:r/>
-            <w:r>
-              <w:t>{{ r.c1 }}</w:t>
-            </w:r>
+            <w:pPr>
+              <w:jc w:val="center"/>
+              <w:rPr>
+                <w:rFonts w:ascii="Arial" w:hAnsi="Arial" w:cs="Arial"/>
+                <w:lang w:val="en-US"/>
+              </w:rPr>
+            </w:pPr>
           </w:p>
         </w:tc>
         <w:tc>
@@ -3623,10 +3616,13 @@
             <w:tcW w:w="820" w:type="dxa"/>
           </w:tcPr>
           <w:p>
-            <w:r/>
-            <w:r>
-              <w:t>{{ r.c2 }}</w:t>
-            </w:r>
+            <w:pPr>
+              <w:jc w:val="center"/>
+              <w:rPr>
+                <w:rFonts w:ascii="Arial" w:hAnsi="Arial" w:cs="Arial"/>
+                <w:lang w:val="en-US"/>
+              </w:rPr>
+            </w:pPr>
           </w:p>
         </w:tc>
         <w:tc>
@@ -3634,10 +3630,13 @@
             <w:tcW w:w="821" w:type="dxa"/>
           </w:tcPr>
           <w:p>
-            <w:r/>
-            <w:r>
-              <w:t>{{ r.c3 }}</w:t>
-            </w:r>
+            <w:pPr>
+              <w:jc w:val="center"/>
+              <w:rPr>
+                <w:rFonts w:ascii="Arial" w:hAnsi="Arial" w:cs="Arial"/>
+                <w:lang w:val="en-US"/>
+              </w:rPr>
+            </w:pPr>
           </w:p>
         </w:tc>
         <w:tc>
@@ -3645,10 +3644,13 @@
             <w:tcW w:w="820" w:type="dxa"/>
           </w:tcPr>
           <w:p>
-            <w:r/>
-            <w:r>
-              <w:t>{{ r.c4 }}</w:t>
-            </w:r>
+            <w:pPr>
+              <w:jc w:val="center"/>
+              <w:rPr>
+                <w:rFonts w:ascii="Arial" w:hAnsi="Arial" w:cs="Arial"/>
+                <w:lang w:val="en-US"/>
+              </w:rPr>
+            </w:pPr>
           </w:p>
         </w:tc>
         <w:tc>
@@ -3656,10 +3658,13 @@
             <w:tcW w:w="820" w:type="dxa"/>
           </w:tcPr>
           <w:p>
-            <w:r/>
-            <w:r>
-              <w:t>{{ r.c5 }}</w:t>
-            </w:r>
+            <w:pPr>
+              <w:jc w:val="center"/>
+              <w:rPr>
+                <w:rFonts w:ascii="Arial" w:hAnsi="Arial" w:cs="Arial"/>
+                <w:lang w:val="en-US"/>
+              </w:rPr>
+            </w:pPr>
           </w:p>
         </w:tc>
         <w:tc>
@@ -3667,10 +3672,13 @@
             <w:tcW w:w="821" w:type="dxa"/>
           </w:tcPr>
           <w:p>
-            <w:r/>
-            <w:r>
-              <w:t>{{ r.c6 }}</w:t>
-            </w:r>
+            <w:pPr>
+              <w:jc w:val="center"/>
+              <w:rPr>
+                <w:rFonts w:ascii="Arial" w:hAnsi="Arial" w:cs="Arial"/>
+                <w:lang w:val="en-US"/>
+              </w:rPr>
+            </w:pPr>
           </w:p>
         </w:tc>
         <w:tc>
@@ -3678,10 +3686,13 @@
             <w:tcW w:w="820" w:type="dxa"/>
           </w:tcPr>
           <w:p>
-            <w:r/>
-            <w:r>
-              <w:t>{{ r.c7 }}</w:t>
-            </w:r>
+            <w:pPr>
+              <w:jc w:val="center"/>
+              <w:rPr>
+                <w:rFonts w:ascii="Arial" w:hAnsi="Arial" w:cs="Arial"/>
+                <w:lang w:val="en-US"/>
+              </w:rPr>
+            </w:pPr>
           </w:p>
         </w:tc>
         <w:tc>
@@ -3689,72 +3700,274 @@
             <w:tcW w:w="821" w:type="dxa"/>
           </w:tcPr>
           <w:p>
-            <w:r/>
-            <w:r>
-              <w:t>{{ r.c8 }}</w:t>
-            </w:r>
+            <w:pPr>
+              <w:jc w:val="center"/>
+              <w:rPr>
+                <w:rFonts w:ascii="Arial" w:hAnsi="Arial" w:cs="Arial"/>
+                <w:lang w:val="en-US"/>
+              </w:rPr>
+            </w:pPr>
           </w:p>
         </w:tc>
       </w:tr>
       <w:tr>
-        <w:tc>
-          <w:tcPr>
-            <w:tcW w:type="dxa" w:w="2453"/>
-          </w:tcPr>
-          <w:p>
-            <w:r/>
-            <w:r>
-              <w:t>{%tr endfor %}</w:t>
-            </w:r>
-          </w:p>
-        </w:tc>
-        <w:tc>
-          <w:tcPr>
-            <w:tcW w:type="dxa" w:w="820"/>
-          </w:tcPr>
-          <w:p/>
-        </w:tc>
-        <w:tc>
-          <w:tcPr>
-            <w:tcW w:type="dxa" w:w="820"/>
-          </w:tcPr>
-          <w:p/>
-        </w:tc>
-        <w:tc>
-          <w:tcPr>
-            <w:tcW w:type="dxa" w:w="821"/>
-          </w:tcPr>
-          <w:p/>
-        </w:tc>
-        <w:tc>
-          <w:tcPr>
-            <w:tcW w:type="dxa" w:w="820"/>
-          </w:tcPr>
-          <w:p/>
-        </w:tc>
-        <w:tc>
-          <w:tcPr>
-            <w:tcW w:type="dxa" w:w="820"/>
-          </w:tcPr>
-          <w:p/>
-        </w:tc>
-        <w:tc>
-          <w:tcPr>
-            <w:tcW w:type="dxa" w:w="821"/>
-          </w:tcPr>
-          <w:p/>
-        </w:tc>
-        <w:tc>
-          <w:tcPr>
-            <w:tcW w:type="dxa" w:w="820"/>
-          </w:tcPr>
-          <w:p/>
-        </w:tc>
-        <w:tc>
-          <w:tcPr>
-            <w:tcW w:type="dxa" w:w="821"/>
-          </w:tcPr>
-          <w:p/>
+        <w:trPr>
+          <w:trHeight w:val="283"/>
+        </w:trPr>
+        <w:tc>
+          <w:tcPr>
+            <w:tcW w:w="2453" w:type="dxa"/>
+          </w:tcPr>
+          <w:p>
+            <w:pPr>
+              <w:rPr>
+                <w:rFonts w:ascii="Arial" w:hAnsi="Arial" w:cs="Arial"/>
+                <w:lang w:val="en-US"/>
+              </w:rPr>
+            </w:pPr>
+          </w:p>
+        </w:tc>
+        <w:tc>
+          <w:tcPr>
+            <w:tcW w:w="820" w:type="dxa"/>
+          </w:tcPr>
+          <w:p>
+            <w:pPr>
+              <w:jc w:val="center"/>
+              <w:rPr>
+                <w:rFonts w:ascii="Arial" w:hAnsi="Arial" w:cs="Arial"/>
+                <w:lang w:val="en-US"/>
+              </w:rPr>
+            </w:pPr>
+          </w:p>
+        </w:tc>
+        <w:tc>
+          <w:tcPr>
+            <w:tcW w:w="820" w:type="dxa"/>
+          </w:tcPr>
+          <w:p>
+            <w:pPr>
+              <w:jc w:val="center"/>
+              <w:rPr>
+                <w:rFonts w:ascii="Arial" w:hAnsi="Arial" w:cs="Arial"/>
+                <w:lang w:val="en-US"/>
+              </w:rPr>
+            </w:pPr>
+          </w:p>
+        </w:tc>
+        <w:tc>
+          <w:tcPr>
+            <w:tcW w:w="821" w:type="dxa"/>
+          </w:tcPr>
+          <w:p>
+            <w:pPr>
+              <w:jc w:val="center"/>
+              <w:rPr>
+                <w:rFonts w:ascii="Arial" w:hAnsi="Arial" w:cs="Arial"/>
+                <w:lang w:val="en-US"/>
+              </w:rPr>
+            </w:pPr>
+          </w:p>
+        </w:tc>
+        <w:tc>
+          <w:tcPr>
+            <w:tcW w:w="820" w:type="dxa"/>
+          </w:tcPr>
+          <w:p>
+            <w:pPr>
+              <w:jc w:val="center"/>
+              <w:rPr>
+                <w:rFonts w:ascii="Arial" w:hAnsi="Arial" w:cs="Arial"/>
+                <w:lang w:val="en-US"/>
+              </w:rPr>
+            </w:pPr>
+          </w:p>
+        </w:tc>
+        <w:tc>
+          <w:tcPr>
+            <w:tcW w:w="820" w:type="dxa"/>
+          </w:tcPr>
+          <w:p>
+            <w:pPr>
+              <w:jc w:val="center"/>
+              <w:rPr>
+                <w:rFonts w:ascii="Arial" w:hAnsi="Arial" w:cs="Arial"/>
+                <w:lang w:val="en-US"/>
+              </w:rPr>
+            </w:pPr>
+          </w:p>
+        </w:tc>
+        <w:tc>
+          <w:tcPr>
+            <w:tcW w:w="821" w:type="dxa"/>
+          </w:tcPr>
+          <w:p>
+            <w:pPr>
+              <w:jc w:val="center"/>
+              <w:rPr>
+                <w:rFonts w:ascii="Arial" w:hAnsi="Arial" w:cs="Arial"/>
+                <w:lang w:val="en-US"/>
+              </w:rPr>
+            </w:pPr>
+          </w:p>
+        </w:tc>
+        <w:tc>
+          <w:tcPr>
+            <w:tcW w:w="820" w:type="dxa"/>
+          </w:tcPr>
+          <w:p>
+            <w:pPr>
+              <w:jc w:val="center"/>
+              <w:rPr>
+                <w:rFonts w:ascii="Arial" w:hAnsi="Arial" w:cs="Arial"/>
+                <w:lang w:val="en-US"/>
+              </w:rPr>
+            </w:pPr>
+          </w:p>
+        </w:tc>
+        <w:tc>
+          <w:tcPr>
+            <w:tcW w:w="821" w:type="dxa"/>
+          </w:tcPr>
+          <w:p>
+            <w:pPr>
+              <w:jc w:val="center"/>
+              <w:rPr>
+                <w:rFonts w:ascii="Arial" w:hAnsi="Arial" w:cs="Arial"/>
+                <w:lang w:val="en-US"/>
+              </w:rPr>
+            </w:pPr>
+          </w:p>
+        </w:tc>
+      </w:tr>
+      <w:tr>
+        <w:trPr>
+          <w:trHeight w:val="283"/>
+        </w:trPr>
+        <w:tc>
+          <w:tcPr>
+            <w:tcW w:w="2453" w:type="dxa"/>
+          </w:tcPr>
+          <w:p>
+            <w:pPr>
+              <w:rPr>
+                <w:rFonts w:ascii="Arial" w:hAnsi="Arial" w:cs="Arial"/>
+                <w:lang w:val="en-US"/>
+              </w:rPr>
+            </w:pPr>
+          </w:p>
+        </w:tc>
+        <w:tc>
+          <w:tcPr>
+            <w:tcW w:w="820" w:type="dxa"/>
+          </w:tcPr>
+          <w:p>
+            <w:pPr>
+              <w:jc w:val="center"/>
+              <w:rPr>
+                <w:rFonts w:ascii="Arial" w:hAnsi="Arial" w:cs="Arial"/>
+                <w:lang w:val="en-US"/>
+              </w:rPr>
+            </w:pPr>
+          </w:p>
+        </w:tc>
+        <w:tc>
+          <w:tcPr>
+            <w:tcW w:w="820" w:type="dxa"/>
+          </w:tcPr>
+          <w:p>
+            <w:pPr>
+              <w:jc w:val="center"/>
+              <w:rPr>
+                <w:rFonts w:ascii="Arial" w:hAnsi="Arial" w:cs="Arial"/>
+                <w:lang w:val="en-US"/>
+              </w:rPr>
+            </w:pPr>
+          </w:p>
+        </w:tc>
+        <w:tc>
+          <w:tcPr>
+            <w:tcW w:w="821" w:type="dxa"/>
+          </w:tcPr>
+          <w:p>
+            <w:pPr>
+              <w:jc w:val="center"/>
+              <w:rPr>
+                <w:rFonts w:ascii="Arial" w:hAnsi="Arial" w:cs="Arial"/>
+                <w:lang w:val="en-US"/>
+              </w:rPr>
+            </w:pPr>
+          </w:p>
+        </w:tc>
+        <w:tc>
+          <w:tcPr>
+            <w:tcW w:w="820" w:type="dxa"/>
+          </w:tcPr>
+          <w:p>
+            <w:pPr>
+              <w:jc w:val="center"/>
+              <w:rPr>
+                <w:rFonts w:ascii="Arial" w:hAnsi="Arial" w:cs="Arial"/>
+                <w:lang w:val="en-US"/>
+              </w:rPr>
+            </w:pPr>
+          </w:p>
+        </w:tc>
+        <w:tc>
+          <w:tcPr>
+            <w:tcW w:w="820" w:type="dxa"/>
+          </w:tcPr>
+          <w:p>
+            <w:pPr>
+              <w:jc w:val="center"/>
+              <w:rPr>
+                <w:rFonts w:ascii="Arial" w:hAnsi="Arial" w:cs="Arial"/>
+                <w:lang w:val="en-US"/>
+              </w:rPr>
+            </w:pPr>
+          </w:p>
+        </w:tc>
+        <w:tc>
+          <w:tcPr>
+            <w:tcW w:w="821" w:type="dxa"/>
+          </w:tcPr>
+          <w:p>
+            <w:pPr>
+              <w:jc w:val="center"/>
+              <w:rPr>
+                <w:rFonts w:ascii="Arial" w:hAnsi="Arial" w:cs="Arial"/>
+                <w:lang w:val="en-US"/>
+              </w:rPr>
+            </w:pPr>
+          </w:p>
+        </w:tc>
+        <w:tc>
+          <w:tcPr>
+            <w:tcW w:w="820" w:type="dxa"/>
+          </w:tcPr>
+          <w:p>
+            <w:pPr>
+              <w:jc w:val="center"/>
+              <w:rPr>
+                <w:rFonts w:ascii="Arial" w:hAnsi="Arial" w:cs="Arial"/>
+                <w:lang w:val="en-US"/>
+              </w:rPr>
+            </w:pPr>
+          </w:p>
+        </w:tc>
+        <w:tc>
+          <w:tcPr>
+            <w:tcW w:w="821" w:type="dxa"/>
+          </w:tcPr>
+          <w:p>
+            <w:pPr>
+              <w:jc w:val="center"/>
+              <w:rPr>
+                <w:rFonts w:ascii="Arial" w:hAnsi="Arial" w:cs="Arial"/>
+                <w:lang w:val="en-US"/>
+              </w:rPr>
+            </w:pPr>
+          </w:p>
         </w:tc>
       </w:tr>
     </w:tbl>
@@ -3916,8 +4129,16 @@
     </w:p>
     <w:p>
       <w:pPr>
+        <w:spacing w:before="0" w:after="0"/>
+      </w:pPr>
+      <w:r>
+        <w:t>{{ img_photo_1 }}</w:t>
+      </w:r>
+    </w:p>
+    <w:p>
+      <w:pPr>
         <w:pStyle w:val="Caption"/>
-        <w:spacing w:after="0"/>
+        <w:spacing w:after="0" w:before="0"/>
         <w:jc w:val="center"/>
         <w:rPr>
           <w:rFonts w:ascii="Arial" w:hAnsi="Arial" w:cs="Arial"/>
@@ -4114,18 +4335,22 @@
       <w:bookmarkEnd w:id="135"/>
     </w:p>
     <w:p>
+      <w:pPr>
+        <w:spacing w:after="0"/>
+      </w:pPr>
+    </w:p>
+    <w:p>
+      <w:pPr>
+        <w:spacing w:before="0" w:after="0"/>
+      </w:pPr>
       <w:r>
-        <w:t>{{ img_photo_1 }}</w:t>
+        <w:t>{{ img_photo_2 }}</w:t>
       </w:r>
     </w:p>
     <w:p>
       <w:pPr>
-        <w:spacing w:after="0"/>
-      </w:pPr>
-    </w:p>
-    <w:p>
-      <w:pPr>
         <w:pStyle w:val="Caption"/>
+        <w:spacing w:before="0" w:after="0"/>
         <w:jc w:val="center"/>
         <w:rPr>
           <w:rFonts w:ascii="Arial" w:hAnsi="Arial" w:cs="Arial"/>
@@ -4319,11 +4544,6 @@
         <w:t xml:space="preserve"> Signal Line</w:t>
       </w:r>
       <w:bookmarkEnd w:id="136"/>
-    </w:p>
-    <w:p>
-      <w:r>
-        <w:t>{{ img_photo_2 }}</w:t>
-      </w:r>
     </w:p>
     <w:p>
       <w:pPr>
@@ -4389,6 +4609,7 @@
       <w:tr>
         <w:trPr>
           <w:trHeight w:val="567"/>
+          <w:tblHeader/>
         </w:trPr>
         <w:tc>
           <w:tcPr>
@@ -4738,6 +4959,7 @@
       <w:tr>
         <w:trPr>
           <w:trHeight w:val="340"/>
+          <w:tblHeader/>
         </w:trPr>
         <w:tc>
           <w:tcPr>
@@ -5027,9 +5249,23 @@
             <w:vAlign w:val="center"/>
           </w:tcPr>
           <w:p>
-            <w:r/>
-            <w:r>
-              <w:t>{{ tested_by_2 }}</w:t>
+            <w:pPr>
+              <w:jc w:val="center"/>
+              <w:rPr>
+                <w:rFonts w:ascii="Arial" w:hAnsi="Arial" w:cs="Arial"/>
+                <w:b/>
+                <w:bCs/>
+                <w:color w:val="000000" w:themeColor="text1"/>
+              </w:rPr>
+            </w:pPr>
+            <w:r>
+              <w:rPr>
+                <w:rFonts w:ascii="Arial" w:eastAsiaTheme="majorEastAsia" w:hAnsi="Arial" w:cs="Arial"/>
+                <w:b/>
+                <w:bCs/>
+                <w:lang w:val="en-US"/>
+              </w:rPr>
+              <w:t>Tested By</w:t>
             </w:r>
           </w:p>
         </w:tc>

--- a/datasheet_gen/word_templates/EFT.docx
+++ b/datasheet_gen/word_templates/EFT.docx
@@ -1299,9 +1299,8 @@
             <w:vAlign w:val="center"/>
           </w:tcPr>
           <w:p>
-            <w:r/>
             <w:r>
-              <w:t>{{ immunity_test_requirement }}</w:t>
+              <w:t xml:space="preserve">{{r immunity_test_requirement }}</w:t>
             </w:r>
           </w:p>
         </w:tc>
@@ -1338,9 +1337,8 @@
             <w:vAlign w:val="center"/>
           </w:tcPr>
           <w:p>
-            <w:r/>
             <w:r>
-              <w:t>{{ number_of_test_ports_col_1 }}</w:t>
+              <w:t xml:space="preserve">{{r test_port_power }}</w:t>
             </w:r>
           </w:p>
         </w:tc>
@@ -1350,9 +1348,8 @@
             <w:vAlign w:val="center"/>
           </w:tcPr>
           <w:p>
-            <w:r/>
             <w:r>
-              <w:t>{{ number_of_test_ports_col_2 }}</w:t>
+              <w:t xml:space="preserve">{{r test_port_signal }}</w:t>
             </w:r>
           </w:p>
         </w:tc>
@@ -1389,9 +1386,8 @@
             <w:vAlign w:val="center"/>
           </w:tcPr>
           <w:p>
-            <w:r/>
             <w:r>
-              <w:t>{{ test_voltage_col_1 }}</w:t>
+              <w:t xml:space="preserve">{{r test_voltage_power_line }}</w:t>
             </w:r>
           </w:p>
         </w:tc>
@@ -1401,9 +1397,8 @@
             <w:vAlign w:val="center"/>
           </w:tcPr>
           <w:p>
-            <w:r/>
             <w:r>
-              <w:t>{{ test_voltage_col_2 }}</w:t>
+              <w:t xml:space="preserve">{{r test_voltage_signal_line }}</w:t>
             </w:r>
           </w:p>
         </w:tc>
@@ -1633,9 +1628,8 @@
             <w:vAlign w:val="center"/>
           </w:tcPr>
           <w:p>
-            <w:r/>
             <w:r>
-              <w:t>{{ pulse_repetition_frequency }}</w:t>
+              <w:t xml:space="preserve">{{r pulse_repetition_frequency }}</w:t>
             </w:r>
           </w:p>
         </w:tc>
@@ -1830,9 +1824,8 @@
             <w:vAlign w:val="center"/>
           </w:tcPr>
           <w:p>
-            <w:r/>
             <w:r>
-              <w:t>{{ eut_configuration_col_1 }}</w:t>
+              <w:t xml:space="preserve">{{r eut_configuration }}</w:t>
             </w:r>
           </w:p>
         </w:tc>
@@ -1842,9 +1835,8 @@
             <w:vAlign w:val="center"/>
           </w:tcPr>
           <w:p>
-            <w:r/>
             <w:r>
-              <w:t>{{ eut_configuration_col_2 }}</w:t>
+              <w:t xml:space="preserve">{{r eut_configuration }}</w:t>
             </w:r>
           </w:p>
         </w:tc>
@@ -2254,1070 +2246,6 @@
         </w:rPr>
       </w:pPr>
     </w:p>
-    <w:tbl>
-      <w:tblPr>
-        <w:tblStyle w:val="TableGrid"/>
-        <w:tblW w:w="0" w:type="auto"/>
-        <w:tblLook w:val="04A0" w:firstRow="1" w:lastRow="0" w:firstColumn="1" w:lastColumn="0" w:noHBand="0" w:noVBand="1"/>
-      </w:tblPr>
-      <w:tblGrid>
-        <w:gridCol w:w="2524"/>
-        <w:gridCol w:w="811"/>
-        <w:gridCol w:w="812"/>
-        <w:gridCol w:w="811"/>
-        <w:gridCol w:w="812"/>
-        <w:gridCol w:w="811"/>
-        <w:gridCol w:w="812"/>
-        <w:gridCol w:w="811"/>
-        <w:gridCol w:w="812"/>
-      </w:tblGrid>
-      <w:tr>
-        <w:trPr>
-          <w:trHeight w:val="283"/>
-        </w:trPr>
-        <w:tc>
-          <w:tcPr>
-            <w:tcW w:w="2524" w:type="dxa"/>
-            <w:vMerge w:val="restart"/>
-            <w:vAlign w:val="center"/>
-          </w:tcPr>
-          <w:p>
-            <w:pPr>
-              <w:jc w:val="center"/>
-              <w:rPr>
-                <w:rFonts w:ascii="Arial" w:hAnsi="Arial" w:cs="Arial"/>
-                <w:b/>
-                <w:bCs/>
-                <w:lang w:val="en-US"/>
-              </w:rPr>
-            </w:pPr>
-            <w:r>
-              <w:rPr>
-                <w:rFonts w:ascii="Arial" w:hAnsi="Arial" w:cs="Arial"/>
-                <w:b/>
-                <w:bCs/>
-                <w:lang w:val="en-US"/>
-              </w:rPr>
-              <w:t>Coupling path / line</w:t>
-            </w:r>
-          </w:p>
-        </w:tc>
-        <w:tc>
-          <w:tcPr>
-            <w:tcW w:w="6492" w:type="dxa"/>
-            <w:gridSpan w:val="8"/>
-            <w:vAlign w:val="center"/>
-          </w:tcPr>
-          <w:p>
-            <w:pPr>
-              <w:jc w:val="center"/>
-              <w:rPr>
-                <w:rFonts w:ascii="Arial" w:hAnsi="Arial" w:cs="Arial"/>
-                <w:b/>
-                <w:bCs/>
-                <w:lang w:val="en-US"/>
-              </w:rPr>
-            </w:pPr>
-            <w:r>
-              <w:rPr>
-                <w:rFonts w:ascii="Arial" w:hAnsi="Arial" w:cs="Arial"/>
-                <w:b/>
-                <w:bCs/>
-                <w:lang w:val="en-US"/>
-              </w:rPr>
-              <w:t>Test Level (kV)</w:t>
-            </w:r>
-          </w:p>
-        </w:tc>
-      </w:tr>
-      <w:tr>
-        <w:trPr>
-          <w:trHeight w:val="283"/>
-        </w:trPr>
-        <w:tc>
-          <w:tcPr>
-            <w:tcW w:w="2524" w:type="dxa"/>
-            <w:vMerge/>
-            <w:vAlign w:val="center"/>
-          </w:tcPr>
-          <w:p>
-            <w:pPr>
-              <w:jc w:val="center"/>
-              <w:rPr>
-                <w:rFonts w:ascii="Arial" w:hAnsi="Arial" w:cs="Arial"/>
-                <w:b/>
-                <w:bCs/>
-                <w:lang w:val="en-US"/>
-              </w:rPr>
-            </w:pPr>
-          </w:p>
-        </w:tc>
-        <w:tc>
-          <w:tcPr>
-            <w:tcW w:w="811" w:type="dxa"/>
-            <w:vAlign w:val="center"/>
-          </w:tcPr>
-          <w:p>
-            <w:pPr>
-              <w:jc w:val="center"/>
-              <w:rPr>
-                <w:rFonts w:ascii="Arial" w:hAnsi="Arial" w:cs="Arial"/>
-                <w:b/>
-                <w:bCs/>
-                <w:lang w:val="en-US"/>
-              </w:rPr>
-            </w:pPr>
-            <w:r>
-              <w:rPr>
-                <w:rFonts w:ascii="Arial" w:hAnsi="Arial" w:cs="Arial"/>
-                <w:b/>
-                <w:bCs/>
-                <w:lang w:val="en-US"/>
-              </w:rPr>
-              <w:t>+0.5</w:t>
-            </w:r>
-          </w:p>
-        </w:tc>
-        <w:tc>
-          <w:tcPr>
-            <w:tcW w:w="812" w:type="dxa"/>
-            <w:vAlign w:val="center"/>
-          </w:tcPr>
-          <w:p>
-            <w:r/>
-            <w:r>
-              <w:t>{{ coupling_path_line_0_5_col_2 }}</w:t>
-            </w:r>
-          </w:p>
-        </w:tc>
-        <w:tc>
-          <w:tcPr>
-            <w:tcW w:w="811" w:type="dxa"/>
-            <w:vAlign w:val="center"/>
-          </w:tcPr>
-          <w:p>
-            <w:r/>
-            <w:r>
-              <w:t>{{ coupling_path_line_0_5_col_3 }}</w:t>
-            </w:r>
-          </w:p>
-        </w:tc>
-        <w:tc>
-          <w:tcPr>
-            <w:tcW w:w="812" w:type="dxa"/>
-            <w:vAlign w:val="center"/>
-          </w:tcPr>
-          <w:p>
-            <w:r/>
-            <w:r>
-              <w:t>{{ coupling_path_line_0_5_col_4 }}</w:t>
-            </w:r>
-          </w:p>
-        </w:tc>
-        <w:tc>
-          <w:tcPr>
-            <w:tcW w:w="811" w:type="dxa"/>
-            <w:vAlign w:val="center"/>
-          </w:tcPr>
-          <w:p>
-            <w:r/>
-            <w:r>
-              <w:t>{{ coupling_path_line_0_5_col_5 }}</w:t>
-            </w:r>
-          </w:p>
-        </w:tc>
-        <w:tc>
-          <w:tcPr>
-            <w:tcW w:w="812" w:type="dxa"/>
-            <w:vAlign w:val="center"/>
-          </w:tcPr>
-          <w:p>
-            <w:r/>
-            <w:r>
-              <w:t>{{ coupling_path_line_0_5_col_6 }}</w:t>
-            </w:r>
-          </w:p>
-        </w:tc>
-        <w:tc>
-          <w:tcPr>
-            <w:tcW w:w="811" w:type="dxa"/>
-            <w:vAlign w:val="center"/>
-          </w:tcPr>
-          <w:p>
-            <w:r/>
-            <w:r>
-              <w:t>{{ coupling_path_line_0_5_col_7 }}</w:t>
-            </w:r>
-          </w:p>
-        </w:tc>
-        <w:tc>
-          <w:tcPr>
-            <w:tcW w:w="812" w:type="dxa"/>
-            <w:vAlign w:val="center"/>
-          </w:tcPr>
-          <w:p>
-            <w:r/>
-            <w:r>
-              <w:t>{{ coupling_path_line_0_5_col_8 }}</w:t>
-            </w:r>
-          </w:p>
-        </w:tc>
-      </w:tr>
-      <w:tr>
-        <w:trPr>
-          <w:trHeight w:val="283"/>
-        </w:trPr>
-        <w:tc>
-          <w:tcPr>
-            <w:tcW w:w="2524" w:type="dxa"/>
-            <w:vAlign w:val="center"/>
-          </w:tcPr>
-          <w:p>
-            <w:pPr>
-              <w:rPr>
-                <w:rFonts w:ascii="Arial" w:hAnsi="Arial" w:cs="Arial"/>
-                <w:lang w:val="en-US"/>
-              </w:rPr>
-            </w:pPr>
-            <w:r>
-              <w:rPr>
-                <w:rFonts w:ascii="Arial" w:hAnsi="Arial" w:cs="Arial"/>
-                <w:lang w:val="en-US"/>
-              </w:rPr>
-              <w:t>L1</w:t>
-            </w:r>
-          </w:p>
-        </w:tc>
-        <w:tc>
-          <w:tcPr>
-            <w:tcW w:w="811" w:type="dxa"/>
-            <w:vAlign w:val="center"/>
-          </w:tcPr>
-          <w:p>
-            <w:r/>
-            <w:r>
-              <w:t>{{ l1_col_1 }}</w:t>
-            </w:r>
-          </w:p>
-        </w:tc>
-        <w:tc>
-          <w:tcPr>
-            <w:tcW w:w="812" w:type="dxa"/>
-            <w:vAlign w:val="center"/>
-          </w:tcPr>
-          <w:p>
-            <w:r/>
-            <w:r>
-              <w:t>{{ l1_col_2 }}</w:t>
-            </w:r>
-          </w:p>
-        </w:tc>
-        <w:tc>
-          <w:tcPr>
-            <w:tcW w:w="811" w:type="dxa"/>
-            <w:vAlign w:val="center"/>
-          </w:tcPr>
-          <w:p>
-            <w:r/>
-            <w:r>
-              <w:t>{{ l1_col_3 }}</w:t>
-            </w:r>
-          </w:p>
-        </w:tc>
-        <w:tc>
-          <w:tcPr>
-            <w:tcW w:w="812" w:type="dxa"/>
-            <w:vAlign w:val="center"/>
-          </w:tcPr>
-          <w:p>
-            <w:r/>
-            <w:r>
-              <w:t>{{ l1_col_4 }}</w:t>
-            </w:r>
-          </w:p>
-        </w:tc>
-        <w:tc>
-          <w:tcPr>
-            <w:tcW w:w="811" w:type="dxa"/>
-            <w:vAlign w:val="center"/>
-          </w:tcPr>
-          <w:p>
-            <w:r/>
-            <w:r>
-              <w:t>{{ l1_col_5 }}</w:t>
-            </w:r>
-          </w:p>
-        </w:tc>
-        <w:tc>
-          <w:tcPr>
-            <w:tcW w:w="812" w:type="dxa"/>
-            <w:vAlign w:val="center"/>
-          </w:tcPr>
-          <w:p>
-            <w:r/>
-            <w:r>
-              <w:t>{{ l1_col_6 }}</w:t>
-            </w:r>
-          </w:p>
-        </w:tc>
-        <w:tc>
-          <w:tcPr>
-            <w:tcW w:w="811" w:type="dxa"/>
-            <w:vAlign w:val="center"/>
-          </w:tcPr>
-          <w:p>
-            <w:r/>
-            <w:r>
-              <w:t>{{ l1_col_7 }}</w:t>
-            </w:r>
-          </w:p>
-        </w:tc>
-        <w:tc>
-          <w:tcPr>
-            <w:tcW w:w="812" w:type="dxa"/>
-            <w:vAlign w:val="center"/>
-          </w:tcPr>
-          <w:p>
-            <w:r/>
-            <w:r>
-              <w:t>{{ l1_col_8 }}</w:t>
-            </w:r>
-          </w:p>
-        </w:tc>
-      </w:tr>
-      <w:tr>
-        <w:trPr>
-          <w:trHeight w:val="283"/>
-        </w:trPr>
-        <w:tc>
-          <w:tcPr>
-            <w:tcW w:w="2524" w:type="dxa"/>
-            <w:vAlign w:val="center"/>
-          </w:tcPr>
-          <w:p>
-            <w:pPr>
-              <w:rPr>
-                <w:rFonts w:ascii="Arial" w:hAnsi="Arial" w:cs="Arial"/>
-                <w:lang w:val="en-US"/>
-              </w:rPr>
-            </w:pPr>
-            <w:r>
-              <w:rPr>
-                <w:rFonts w:ascii="Arial" w:hAnsi="Arial" w:cs="Arial"/>
-                <w:lang w:val="en-US"/>
-              </w:rPr>
-              <w:t>N</w:t>
-            </w:r>
-          </w:p>
-        </w:tc>
-        <w:tc>
-          <w:tcPr>
-            <w:tcW w:w="811" w:type="dxa"/>
-            <w:vAlign w:val="center"/>
-          </w:tcPr>
-          <w:p>
-            <w:r/>
-            <w:r>
-              <w:t>{{ n_col_1 }}</w:t>
-            </w:r>
-          </w:p>
-        </w:tc>
-        <w:tc>
-          <w:tcPr>
-            <w:tcW w:w="812" w:type="dxa"/>
-            <w:vAlign w:val="center"/>
-          </w:tcPr>
-          <w:p>
-            <w:r/>
-            <w:r>
-              <w:t>{{ n_col_2 }}</w:t>
-            </w:r>
-          </w:p>
-        </w:tc>
-        <w:tc>
-          <w:tcPr>
-            <w:tcW w:w="811" w:type="dxa"/>
-            <w:vAlign w:val="center"/>
-          </w:tcPr>
-          <w:p>
-            <w:r/>
-            <w:r>
-              <w:t>{{ n_col_3 }}</w:t>
-            </w:r>
-          </w:p>
-        </w:tc>
-        <w:tc>
-          <w:tcPr>
-            <w:tcW w:w="812" w:type="dxa"/>
-            <w:vAlign w:val="center"/>
-          </w:tcPr>
-          <w:p>
-            <w:r/>
-            <w:r>
-              <w:t>{{ n_col_4 }}</w:t>
-            </w:r>
-          </w:p>
-        </w:tc>
-        <w:tc>
-          <w:tcPr>
-            <w:tcW w:w="811" w:type="dxa"/>
-            <w:vAlign w:val="center"/>
-          </w:tcPr>
-          <w:p>
-            <w:r/>
-            <w:r>
-              <w:t>{{ n_col_5 }}</w:t>
-            </w:r>
-          </w:p>
-        </w:tc>
-        <w:tc>
-          <w:tcPr>
-            <w:tcW w:w="812" w:type="dxa"/>
-            <w:vAlign w:val="center"/>
-          </w:tcPr>
-          <w:p>
-            <w:r/>
-            <w:r>
-              <w:t>{{ n_col_6 }}</w:t>
-            </w:r>
-          </w:p>
-        </w:tc>
-        <w:tc>
-          <w:tcPr>
-            <w:tcW w:w="811" w:type="dxa"/>
-            <w:vAlign w:val="center"/>
-          </w:tcPr>
-          <w:p>
-            <w:r/>
-            <w:r>
-              <w:t>{{ n_col_7 }}</w:t>
-            </w:r>
-          </w:p>
-        </w:tc>
-        <w:tc>
-          <w:tcPr>
-            <w:tcW w:w="812" w:type="dxa"/>
-            <w:vAlign w:val="center"/>
-          </w:tcPr>
-          <w:p>
-            <w:r/>
-            <w:r>
-              <w:t>{{ n_col_8 }}</w:t>
-            </w:r>
-          </w:p>
-        </w:tc>
-      </w:tr>
-      <w:tr>
-        <w:trPr>
-          <w:trHeight w:val="283"/>
-        </w:trPr>
-        <w:tc>
-          <w:tcPr>
-            <w:tcW w:w="2524" w:type="dxa"/>
-            <w:vAlign w:val="center"/>
-          </w:tcPr>
-          <w:p>
-            <w:pPr>
-              <w:rPr>
-                <w:rFonts w:ascii="Arial" w:hAnsi="Arial" w:cs="Arial"/>
-                <w:lang w:val="en-US"/>
-              </w:rPr>
-            </w:pPr>
-            <w:r>
-              <w:rPr>
-                <w:rFonts w:ascii="Arial" w:hAnsi="Arial" w:cs="Arial"/>
-                <w:lang w:val="en-US"/>
-              </w:rPr>
-              <w:t>PE</w:t>
-            </w:r>
-          </w:p>
-        </w:tc>
-        <w:tc>
-          <w:tcPr>
-            <w:tcW w:w="811" w:type="dxa"/>
-            <w:vAlign w:val="center"/>
-          </w:tcPr>
-          <w:p>
-            <w:r/>
-            <w:r>
-              <w:t>{{ pe_col_1 }}</w:t>
-            </w:r>
-          </w:p>
-        </w:tc>
-        <w:tc>
-          <w:tcPr>
-            <w:tcW w:w="812" w:type="dxa"/>
-            <w:vAlign w:val="center"/>
-          </w:tcPr>
-          <w:p>
-            <w:r/>
-            <w:r>
-              <w:t>{{ pe_col_2 }}</w:t>
-            </w:r>
-          </w:p>
-        </w:tc>
-        <w:tc>
-          <w:tcPr>
-            <w:tcW w:w="811" w:type="dxa"/>
-            <w:vAlign w:val="center"/>
-          </w:tcPr>
-          <w:p>
-            <w:r/>
-            <w:r>
-              <w:t>{{ pe_col_3 }}</w:t>
-            </w:r>
-          </w:p>
-        </w:tc>
-        <w:tc>
-          <w:tcPr>
-            <w:tcW w:w="812" w:type="dxa"/>
-            <w:vAlign w:val="center"/>
-          </w:tcPr>
-          <w:p>
-            <w:r/>
-            <w:r>
-              <w:t>{{ pe_col_4 }}</w:t>
-            </w:r>
-          </w:p>
-        </w:tc>
-        <w:tc>
-          <w:tcPr>
-            <w:tcW w:w="811" w:type="dxa"/>
-            <w:vAlign w:val="center"/>
-          </w:tcPr>
-          <w:p>
-            <w:r/>
-            <w:r>
-              <w:t>{{ pe_col_5 }}</w:t>
-            </w:r>
-          </w:p>
-        </w:tc>
-        <w:tc>
-          <w:tcPr>
-            <w:tcW w:w="812" w:type="dxa"/>
-            <w:vAlign w:val="center"/>
-          </w:tcPr>
-          <w:p>
-            <w:r/>
-            <w:r>
-              <w:t>{{ pe_col_6 }}</w:t>
-            </w:r>
-          </w:p>
-        </w:tc>
-        <w:tc>
-          <w:tcPr>
-            <w:tcW w:w="811" w:type="dxa"/>
-            <w:vAlign w:val="center"/>
-          </w:tcPr>
-          <w:p>
-            <w:r/>
-            <w:r>
-              <w:t>{{ pe_col_7 }}</w:t>
-            </w:r>
-          </w:p>
-        </w:tc>
-        <w:tc>
-          <w:tcPr>
-            <w:tcW w:w="812" w:type="dxa"/>
-            <w:vAlign w:val="center"/>
-          </w:tcPr>
-          <w:p>
-            <w:r/>
-            <w:r>
-              <w:t>{{ pe_col_8 }}</w:t>
-            </w:r>
-          </w:p>
-        </w:tc>
-      </w:tr>
-      <w:tr>
-        <w:trPr>
-          <w:trHeight w:val="283"/>
-        </w:trPr>
-        <w:tc>
-          <w:tcPr>
-            <w:tcW w:w="2524" w:type="dxa"/>
-            <w:vAlign w:val="center"/>
-          </w:tcPr>
-          <w:p>
-            <w:pPr>
-              <w:rPr>
-                <w:rFonts w:ascii="Arial" w:hAnsi="Arial" w:cs="Arial"/>
-                <w:lang w:val="en-US"/>
-              </w:rPr>
-            </w:pPr>
-            <w:r>
-              <w:rPr>
-                <w:rFonts w:ascii="Arial" w:hAnsi="Arial" w:cs="Arial"/>
-                <w:lang w:val="en-US"/>
-              </w:rPr>
-              <w:t>L1+N</w:t>
-            </w:r>
-          </w:p>
-        </w:tc>
-        <w:tc>
-          <w:tcPr>
-            <w:tcW w:w="811" w:type="dxa"/>
-            <w:vAlign w:val="center"/>
-          </w:tcPr>
-          <w:p>
-            <w:r/>
-            <w:r>
-              <w:t>{{ l1_n_col_1 }}</w:t>
-            </w:r>
-          </w:p>
-        </w:tc>
-        <w:tc>
-          <w:tcPr>
-            <w:tcW w:w="812" w:type="dxa"/>
-            <w:vAlign w:val="center"/>
-          </w:tcPr>
-          <w:p>
-            <w:r/>
-            <w:r>
-              <w:t>{{ l1_n_col_2 }}</w:t>
-            </w:r>
-          </w:p>
-        </w:tc>
-        <w:tc>
-          <w:tcPr>
-            <w:tcW w:w="811" w:type="dxa"/>
-            <w:vAlign w:val="center"/>
-          </w:tcPr>
-          <w:p>
-            <w:r/>
-            <w:r>
-              <w:t>{{ l1_n_col_3 }}</w:t>
-            </w:r>
-          </w:p>
-        </w:tc>
-        <w:tc>
-          <w:tcPr>
-            <w:tcW w:w="812" w:type="dxa"/>
-            <w:vAlign w:val="center"/>
-          </w:tcPr>
-          <w:p>
-            <w:r/>
-            <w:r>
-              <w:t>{{ l1_n_col_4 }}</w:t>
-            </w:r>
-          </w:p>
-        </w:tc>
-        <w:tc>
-          <w:tcPr>
-            <w:tcW w:w="811" w:type="dxa"/>
-            <w:vAlign w:val="center"/>
-          </w:tcPr>
-          <w:p>
-            <w:r/>
-            <w:r>
-              <w:t>{{ l1_n_col_5 }}</w:t>
-            </w:r>
-          </w:p>
-        </w:tc>
-        <w:tc>
-          <w:tcPr>
-            <w:tcW w:w="812" w:type="dxa"/>
-            <w:vAlign w:val="center"/>
-          </w:tcPr>
-          <w:p>
-            <w:r/>
-            <w:r>
-              <w:t>{{ l1_n_col_6 }}</w:t>
-            </w:r>
-          </w:p>
-        </w:tc>
-        <w:tc>
-          <w:tcPr>
-            <w:tcW w:w="811" w:type="dxa"/>
-            <w:vAlign w:val="center"/>
-          </w:tcPr>
-          <w:p>
-            <w:r/>
-            <w:r>
-              <w:t>{{ l1_n_col_7 }}</w:t>
-            </w:r>
-          </w:p>
-        </w:tc>
-        <w:tc>
-          <w:tcPr>
-            <w:tcW w:w="812" w:type="dxa"/>
-            <w:vAlign w:val="center"/>
-          </w:tcPr>
-          <w:p>
-            <w:r/>
-            <w:r>
-              <w:t>{{ l1_n_col_8 }}</w:t>
-            </w:r>
-          </w:p>
-        </w:tc>
-      </w:tr>
-      <w:tr>
-        <w:trPr>
-          <w:trHeight w:val="283"/>
-        </w:trPr>
-        <w:tc>
-          <w:tcPr>
-            <w:tcW w:w="2524" w:type="dxa"/>
-            <w:vAlign w:val="center"/>
-          </w:tcPr>
-          <w:p>
-            <w:pPr>
-              <w:rPr>
-                <w:rFonts w:ascii="Arial" w:hAnsi="Arial" w:cs="Arial"/>
-                <w:lang w:val="en-US"/>
-              </w:rPr>
-            </w:pPr>
-            <w:r>
-              <w:rPr>
-                <w:rFonts w:ascii="Arial" w:hAnsi="Arial" w:cs="Arial"/>
-                <w:lang w:val="en-US"/>
-              </w:rPr>
-              <w:t>L1+PE</w:t>
-            </w:r>
-          </w:p>
-        </w:tc>
-        <w:tc>
-          <w:tcPr>
-            <w:tcW w:w="811" w:type="dxa"/>
-            <w:vAlign w:val="center"/>
-          </w:tcPr>
-          <w:p>
-            <w:r/>
-            <w:r>
-              <w:t>{{ l1_pe_col_1 }}</w:t>
-            </w:r>
-          </w:p>
-        </w:tc>
-        <w:tc>
-          <w:tcPr>
-            <w:tcW w:w="812" w:type="dxa"/>
-            <w:vAlign w:val="center"/>
-          </w:tcPr>
-          <w:p>
-            <w:r/>
-            <w:r>
-              <w:t>{{ l1_pe_col_2 }}</w:t>
-            </w:r>
-          </w:p>
-        </w:tc>
-        <w:tc>
-          <w:tcPr>
-            <w:tcW w:w="811" w:type="dxa"/>
-            <w:vAlign w:val="center"/>
-          </w:tcPr>
-          <w:p>
-            <w:r/>
-            <w:r>
-              <w:t>{{ l1_pe_col_3 }}</w:t>
-            </w:r>
-          </w:p>
-        </w:tc>
-        <w:tc>
-          <w:tcPr>
-            <w:tcW w:w="812" w:type="dxa"/>
-            <w:vAlign w:val="center"/>
-          </w:tcPr>
-          <w:p>
-            <w:r/>
-            <w:r>
-              <w:t>{{ l1_pe_col_4 }}</w:t>
-            </w:r>
-          </w:p>
-        </w:tc>
-        <w:tc>
-          <w:tcPr>
-            <w:tcW w:w="811" w:type="dxa"/>
-            <w:vAlign w:val="center"/>
-          </w:tcPr>
-          <w:p>
-            <w:r/>
-            <w:r>
-              <w:t>{{ l1_pe_col_5 }}</w:t>
-            </w:r>
-          </w:p>
-        </w:tc>
-        <w:tc>
-          <w:tcPr>
-            <w:tcW w:w="812" w:type="dxa"/>
-            <w:vAlign w:val="center"/>
-          </w:tcPr>
-          <w:p>
-            <w:r/>
-            <w:r>
-              <w:t>{{ l1_pe_col_6 }}</w:t>
-            </w:r>
-          </w:p>
-        </w:tc>
-        <w:tc>
-          <w:tcPr>
-            <w:tcW w:w="811" w:type="dxa"/>
-            <w:vAlign w:val="center"/>
-          </w:tcPr>
-          <w:p>
-            <w:r/>
-            <w:r>
-              <w:t>{{ l1_pe_col_7 }}</w:t>
-            </w:r>
-          </w:p>
-        </w:tc>
-        <w:tc>
-          <w:tcPr>
-            <w:tcW w:w="812" w:type="dxa"/>
-            <w:vAlign w:val="center"/>
-          </w:tcPr>
-          <w:p>
-            <w:r/>
-            <w:r>
-              <w:t>{{ l1_pe_col_8 }}</w:t>
-            </w:r>
-          </w:p>
-        </w:tc>
-      </w:tr>
-      <w:tr>
-        <w:trPr>
-          <w:trHeight w:val="283"/>
-        </w:trPr>
-        <w:tc>
-          <w:tcPr>
-            <w:tcW w:w="2524" w:type="dxa"/>
-            <w:vAlign w:val="center"/>
-          </w:tcPr>
-          <w:p>
-            <w:pPr>
-              <w:rPr>
-                <w:rFonts w:ascii="Arial" w:hAnsi="Arial" w:cs="Arial"/>
-                <w:lang w:val="en-US"/>
-              </w:rPr>
-            </w:pPr>
-            <w:r>
-              <w:rPr>
-                <w:rFonts w:ascii="Arial" w:hAnsi="Arial" w:cs="Arial"/>
-                <w:lang w:val="en-US"/>
-              </w:rPr>
-              <w:t>N+PE</w:t>
-            </w:r>
-          </w:p>
-        </w:tc>
-        <w:tc>
-          <w:tcPr>
-            <w:tcW w:w="811" w:type="dxa"/>
-            <w:vAlign w:val="center"/>
-          </w:tcPr>
-          <w:p>
-            <w:r/>
-            <w:r>
-              <w:t>{{ n_pe_col_1 }}</w:t>
-            </w:r>
-          </w:p>
-        </w:tc>
-        <w:tc>
-          <w:tcPr>
-            <w:tcW w:w="812" w:type="dxa"/>
-            <w:vAlign w:val="center"/>
-          </w:tcPr>
-          <w:p>
-            <w:r/>
-            <w:r>
-              <w:t>{{ n_pe_col_2 }}</w:t>
-            </w:r>
-          </w:p>
-        </w:tc>
-        <w:tc>
-          <w:tcPr>
-            <w:tcW w:w="811" w:type="dxa"/>
-            <w:vAlign w:val="center"/>
-          </w:tcPr>
-          <w:p>
-            <w:r/>
-            <w:r>
-              <w:t>{{ n_pe_col_3 }}</w:t>
-            </w:r>
-          </w:p>
-        </w:tc>
-        <w:tc>
-          <w:tcPr>
-            <w:tcW w:w="812" w:type="dxa"/>
-            <w:vAlign w:val="center"/>
-          </w:tcPr>
-          <w:p>
-            <w:r/>
-            <w:r>
-              <w:t>{{ n_pe_col_4 }}</w:t>
-            </w:r>
-          </w:p>
-        </w:tc>
-        <w:tc>
-          <w:tcPr>
-            <w:tcW w:w="811" w:type="dxa"/>
-            <w:vAlign w:val="center"/>
-          </w:tcPr>
-          <w:p>
-            <w:r/>
-            <w:r>
-              <w:t>{{ n_pe_col_5 }}</w:t>
-            </w:r>
-          </w:p>
-        </w:tc>
-        <w:tc>
-          <w:tcPr>
-            <w:tcW w:w="812" w:type="dxa"/>
-            <w:vAlign w:val="center"/>
-          </w:tcPr>
-          <w:p>
-            <w:r/>
-            <w:r>
-              <w:t>{{ n_pe_col_6 }}</w:t>
-            </w:r>
-          </w:p>
-        </w:tc>
-        <w:tc>
-          <w:tcPr>
-            <w:tcW w:w="811" w:type="dxa"/>
-            <w:vAlign w:val="center"/>
-          </w:tcPr>
-          <w:p>
-            <w:r/>
-            <w:r>
-              <w:t>{{ n_pe_col_7 }}</w:t>
-            </w:r>
-          </w:p>
-        </w:tc>
-        <w:tc>
-          <w:tcPr>
-            <w:tcW w:w="812" w:type="dxa"/>
-            <w:vAlign w:val="center"/>
-          </w:tcPr>
-          <w:p>
-            <w:r/>
-            <w:r>
-              <w:t>{{ n_pe_col_8 }}</w:t>
-            </w:r>
-          </w:p>
-        </w:tc>
-      </w:tr>
-      <w:tr>
-        <w:trPr>
-          <w:trHeight w:val="283"/>
-        </w:trPr>
-        <w:tc>
-          <w:tcPr>
-            <w:tcW w:w="2524" w:type="dxa"/>
-            <w:vAlign w:val="center"/>
-          </w:tcPr>
-          <w:p>
-            <w:pPr>
-              <w:rPr>
-                <w:rFonts w:ascii="Arial" w:hAnsi="Arial" w:cs="Arial"/>
-                <w:lang w:val="en-US"/>
-              </w:rPr>
-            </w:pPr>
-            <w:r>
-              <w:rPr>
-                <w:rFonts w:ascii="Arial" w:hAnsi="Arial" w:cs="Arial"/>
-                <w:lang w:val="en-US"/>
-              </w:rPr>
-              <w:t>L1+N+PE</w:t>
-            </w:r>
-          </w:p>
-        </w:tc>
-        <w:tc>
-          <w:tcPr>
-            <w:tcW w:w="811" w:type="dxa"/>
-            <w:vAlign w:val="center"/>
-          </w:tcPr>
-          <w:p>
-            <w:r/>
-            <w:r>
-              <w:t>{{ l1_n_pe_col_1 }}</w:t>
-            </w:r>
-          </w:p>
-        </w:tc>
-        <w:tc>
-          <w:tcPr>
-            <w:tcW w:w="812" w:type="dxa"/>
-            <w:vAlign w:val="center"/>
-          </w:tcPr>
-          <w:p>
-            <w:r/>
-            <w:r>
-              <w:t>{{ l1_n_pe_col_2 }}</w:t>
-            </w:r>
-          </w:p>
-        </w:tc>
-        <w:tc>
-          <w:tcPr>
-            <w:tcW w:w="811" w:type="dxa"/>
-            <w:vAlign w:val="center"/>
-          </w:tcPr>
-          <w:p>
-            <w:r/>
-            <w:r>
-              <w:t>{{ l1_n_pe_col_3 }}</w:t>
-            </w:r>
-          </w:p>
-        </w:tc>
-        <w:tc>
-          <w:tcPr>
-            <w:tcW w:w="812" w:type="dxa"/>
-            <w:vAlign w:val="center"/>
-          </w:tcPr>
-          <w:p>
-            <w:r/>
-            <w:r>
-              <w:t>{{ l1_n_pe_col_4 }}</w:t>
-            </w:r>
-          </w:p>
-        </w:tc>
-        <w:tc>
-          <w:tcPr>
-            <w:tcW w:w="811" w:type="dxa"/>
-            <w:vAlign w:val="center"/>
-          </w:tcPr>
-          <w:p>
-            <w:r/>
-            <w:r>
-              <w:t>{{ l1_n_pe_col_5 }}</w:t>
-            </w:r>
-          </w:p>
-        </w:tc>
-        <w:tc>
-          <w:tcPr>
-            <w:tcW w:w="812" w:type="dxa"/>
-            <w:vAlign w:val="center"/>
-          </w:tcPr>
-          <w:p>
-            <w:r/>
-            <w:r>
-              <w:t>{{ l1_n_pe_col_6 }}</w:t>
-            </w:r>
-          </w:p>
-        </w:tc>
-        <w:tc>
-          <w:tcPr>
-            <w:tcW w:w="811" w:type="dxa"/>
-            <w:vAlign w:val="center"/>
-          </w:tcPr>
-          <w:p>
-            <w:r/>
-            <w:r>
-              <w:t>{{ l1_n_pe_col_7 }}</w:t>
-            </w:r>
-          </w:p>
-        </w:tc>
-        <w:tc>
-          <w:tcPr>
-            <w:tcW w:w="812" w:type="dxa"/>
-            <w:vAlign w:val="center"/>
-          </w:tcPr>
-          <w:p>
-            <w:r/>
-            <w:r>
-              <w:t>{{ l1_n_pe_col_8 }}</w:t>
-            </w:r>
-          </w:p>
-        </w:tc>
-      </w:tr>
-    </w:tbl>
     <w:p>
       <w:pPr>
         <w:spacing w:after="0"/>
@@ -3362,615 +2290,6 @@
         </w:rPr>
       </w:pPr>
     </w:p>
-    <w:tbl>
-      <w:tblPr>
-        <w:tblStyle w:val="TableGrid"/>
-        <w:tblW w:w="0" w:type="auto"/>
-        <w:tblLook w:val="04A0" w:firstRow="1" w:lastRow="0" w:firstColumn="1" w:lastColumn="0" w:noHBand="0" w:noVBand="1"/>
-      </w:tblPr>
-      <w:tblGrid>
-        <w:gridCol w:w="2453"/>
-        <w:gridCol w:w="820"/>
-        <w:gridCol w:w="820"/>
-        <w:gridCol w:w="821"/>
-        <w:gridCol w:w="820"/>
-        <w:gridCol w:w="820"/>
-        <w:gridCol w:w="821"/>
-        <w:gridCol w:w="820"/>
-        <w:gridCol w:w="821"/>
-      </w:tblGrid>
-      <w:tr>
-        <w:trPr>
-          <w:trHeight w:val="283"/>
-        </w:trPr>
-        <w:tc>
-          <w:tcPr>
-            <w:tcW w:w="2453" w:type="dxa"/>
-            <w:vMerge w:val="restart"/>
-          </w:tcPr>
-          <w:p>
-            <w:pPr>
-              <w:jc w:val="center"/>
-              <w:rPr>
-                <w:rFonts w:ascii="Arial" w:hAnsi="Arial" w:cs="Arial"/>
-                <w:b/>
-                <w:bCs/>
-                <w:lang w:val="en-US"/>
-              </w:rPr>
-            </w:pPr>
-            <w:r>
-              <w:rPr>
-                <w:rFonts w:ascii="Arial" w:hAnsi="Arial" w:cs="Arial"/>
-                <w:b/>
-                <w:bCs/>
-                <w:lang w:val="en-US"/>
-              </w:rPr>
-              <w:t>Signal Lines</w:t>
-            </w:r>
-          </w:p>
-          <w:p>
-            <w:pPr>
-              <w:jc w:val="center"/>
-              <w:rPr>
-                <w:rFonts w:ascii="Arial" w:hAnsi="Arial" w:cs="Arial"/>
-                <w:b/>
-                <w:bCs/>
-                <w:lang w:val="en-US"/>
-              </w:rPr>
-            </w:pPr>
-            <w:r>
-              <w:rPr>
-                <w:rFonts w:ascii="Arial" w:hAnsi="Arial" w:cs="Arial"/>
-                <w:b/>
-                <w:bCs/>
-                <w:lang w:val="en-US"/>
-              </w:rPr>
-              <w:t>(e.g., RS 232, RJ45)</w:t>
-            </w:r>
-          </w:p>
-        </w:tc>
-        <w:tc>
-          <w:tcPr>
-            <w:tcW w:w="6563" w:type="dxa"/>
-            <w:gridSpan w:val="8"/>
-          </w:tcPr>
-          <w:p>
-            <w:pPr>
-              <w:jc w:val="center"/>
-              <w:rPr>
-                <w:rFonts w:ascii="Arial" w:hAnsi="Arial" w:cs="Arial"/>
-                <w:b/>
-                <w:bCs/>
-                <w:lang w:val="en-US"/>
-              </w:rPr>
-            </w:pPr>
-            <w:r>
-              <w:rPr>
-                <w:rFonts w:ascii="Arial" w:hAnsi="Arial" w:cs="Arial"/>
-                <w:b/>
-                <w:bCs/>
-                <w:lang w:val="en-US"/>
-              </w:rPr>
-              <w:t>Test Level (kV)</w:t>
-            </w:r>
-          </w:p>
-        </w:tc>
-      </w:tr>
-      <w:tr>
-        <w:trPr>
-          <w:trHeight w:val="283"/>
-        </w:trPr>
-        <w:tc>
-          <w:tcPr>
-            <w:tcW w:w="2453" w:type="dxa"/>
-            <w:vMerge/>
-          </w:tcPr>
-          <w:p>
-            <w:pPr>
-              <w:jc w:val="center"/>
-              <w:rPr>
-                <w:rFonts w:ascii="Arial" w:hAnsi="Arial" w:cs="Arial"/>
-                <w:b/>
-                <w:bCs/>
-                <w:lang w:val="en-US"/>
-              </w:rPr>
-            </w:pPr>
-          </w:p>
-        </w:tc>
-        <w:tc>
-          <w:tcPr>
-            <w:tcW w:w="820" w:type="dxa"/>
-          </w:tcPr>
-          <w:p>
-            <w:pPr>
-              <w:jc w:val="center"/>
-              <w:rPr>
-                <w:rFonts w:ascii="Arial" w:hAnsi="Arial" w:cs="Arial"/>
-                <w:b/>
-                <w:bCs/>
-                <w:lang w:val="en-US"/>
-              </w:rPr>
-            </w:pPr>
-            <w:r>
-              <w:rPr>
-                <w:rFonts w:ascii="Arial" w:hAnsi="Arial" w:cs="Arial"/>
-                <w:b/>
-                <w:bCs/>
-                <w:lang w:val="en-US"/>
-              </w:rPr>
-              <w:t>+0.25</w:t>
-            </w:r>
-          </w:p>
-        </w:tc>
-        <w:tc>
-          <w:tcPr>
-            <w:tcW w:w="820" w:type="dxa"/>
-          </w:tcPr>
-          <w:p>
-            <w:r/>
-            <w:r>
-              <w:t>{{ signal_lines_0_25_col_2 }}</w:t>
-            </w:r>
-          </w:p>
-        </w:tc>
-        <w:tc>
-          <w:tcPr>
-            <w:tcW w:w="821" w:type="dxa"/>
-          </w:tcPr>
-          <w:p>
-            <w:r/>
-            <w:r>
-              <w:t>{{ signal_lines_0_25_col_3 }}</w:t>
-            </w:r>
-          </w:p>
-        </w:tc>
-        <w:tc>
-          <w:tcPr>
-            <w:tcW w:w="820" w:type="dxa"/>
-          </w:tcPr>
-          <w:p>
-            <w:r/>
-            <w:r>
-              <w:t>{{ signal_lines_0_25_col_4 }}</w:t>
-            </w:r>
-          </w:p>
-        </w:tc>
-        <w:tc>
-          <w:tcPr>
-            <w:tcW w:w="820" w:type="dxa"/>
-          </w:tcPr>
-          <w:p>
-            <w:r/>
-            <w:r>
-              <w:t>{{ signal_lines_0_25_col_5 }}</w:t>
-            </w:r>
-          </w:p>
-        </w:tc>
-        <w:tc>
-          <w:tcPr>
-            <w:tcW w:w="821" w:type="dxa"/>
-          </w:tcPr>
-          <w:p>
-            <w:r/>
-            <w:r>
-              <w:t>{{ signal_lines_0_25_col_6 }}</w:t>
-            </w:r>
-          </w:p>
-        </w:tc>
-        <w:tc>
-          <w:tcPr>
-            <w:tcW w:w="820" w:type="dxa"/>
-          </w:tcPr>
-          <w:p>
-            <w:r/>
-            <w:r>
-              <w:t>{{ signal_lines_0_25_col_7 }}</w:t>
-            </w:r>
-          </w:p>
-        </w:tc>
-        <w:tc>
-          <w:tcPr>
-            <w:tcW w:w="821" w:type="dxa"/>
-          </w:tcPr>
-          <w:p>
-            <w:r/>
-            <w:r>
-              <w:t>{{ signal_lines_0_25_col_8 }}</w:t>
-            </w:r>
-          </w:p>
-        </w:tc>
-      </w:tr>
-      <w:tr>
-        <w:trPr>
-          <w:trHeight w:val="283"/>
-        </w:trPr>
-        <w:tc>
-          <w:tcPr>
-            <w:tcW w:w="2453" w:type="dxa"/>
-          </w:tcPr>
-          <w:p>
-            <w:pPr>
-              <w:rPr>
-                <w:rFonts w:ascii="Arial" w:hAnsi="Arial" w:cs="Arial"/>
-                <w:lang w:val="en-US"/>
-              </w:rPr>
-            </w:pPr>
-          </w:p>
-        </w:tc>
-        <w:tc>
-          <w:tcPr>
-            <w:tcW w:w="820" w:type="dxa"/>
-          </w:tcPr>
-          <w:p>
-            <w:pPr>
-              <w:jc w:val="center"/>
-              <w:rPr>
-                <w:rFonts w:ascii="Arial" w:hAnsi="Arial" w:cs="Arial"/>
-                <w:lang w:val="en-US"/>
-              </w:rPr>
-            </w:pPr>
-          </w:p>
-        </w:tc>
-        <w:tc>
-          <w:tcPr>
-            <w:tcW w:w="820" w:type="dxa"/>
-          </w:tcPr>
-          <w:p>
-            <w:pPr>
-              <w:jc w:val="center"/>
-              <w:rPr>
-                <w:rFonts w:ascii="Arial" w:hAnsi="Arial" w:cs="Arial"/>
-                <w:lang w:val="en-US"/>
-              </w:rPr>
-            </w:pPr>
-          </w:p>
-        </w:tc>
-        <w:tc>
-          <w:tcPr>
-            <w:tcW w:w="821" w:type="dxa"/>
-          </w:tcPr>
-          <w:p>
-            <w:pPr>
-              <w:jc w:val="center"/>
-              <w:rPr>
-                <w:rFonts w:ascii="Arial" w:hAnsi="Arial" w:cs="Arial"/>
-                <w:lang w:val="en-US"/>
-              </w:rPr>
-            </w:pPr>
-          </w:p>
-        </w:tc>
-        <w:tc>
-          <w:tcPr>
-            <w:tcW w:w="820" w:type="dxa"/>
-          </w:tcPr>
-          <w:p>
-            <w:pPr>
-              <w:jc w:val="center"/>
-              <w:rPr>
-                <w:rFonts w:ascii="Arial" w:hAnsi="Arial" w:cs="Arial"/>
-                <w:lang w:val="en-US"/>
-              </w:rPr>
-            </w:pPr>
-          </w:p>
-        </w:tc>
-        <w:tc>
-          <w:tcPr>
-            <w:tcW w:w="820" w:type="dxa"/>
-          </w:tcPr>
-          <w:p>
-            <w:pPr>
-              <w:jc w:val="center"/>
-              <w:rPr>
-                <w:rFonts w:ascii="Arial" w:hAnsi="Arial" w:cs="Arial"/>
-                <w:lang w:val="en-US"/>
-              </w:rPr>
-            </w:pPr>
-          </w:p>
-        </w:tc>
-        <w:tc>
-          <w:tcPr>
-            <w:tcW w:w="821" w:type="dxa"/>
-          </w:tcPr>
-          <w:p>
-            <w:pPr>
-              <w:jc w:val="center"/>
-              <w:rPr>
-                <w:rFonts w:ascii="Arial" w:hAnsi="Arial" w:cs="Arial"/>
-                <w:lang w:val="en-US"/>
-              </w:rPr>
-            </w:pPr>
-          </w:p>
-        </w:tc>
-        <w:tc>
-          <w:tcPr>
-            <w:tcW w:w="820" w:type="dxa"/>
-          </w:tcPr>
-          <w:p>
-            <w:pPr>
-              <w:jc w:val="center"/>
-              <w:rPr>
-                <w:rFonts w:ascii="Arial" w:hAnsi="Arial" w:cs="Arial"/>
-                <w:lang w:val="en-US"/>
-              </w:rPr>
-            </w:pPr>
-          </w:p>
-        </w:tc>
-        <w:tc>
-          <w:tcPr>
-            <w:tcW w:w="821" w:type="dxa"/>
-          </w:tcPr>
-          <w:p>
-            <w:pPr>
-              <w:jc w:val="center"/>
-              <w:rPr>
-                <w:rFonts w:ascii="Arial" w:hAnsi="Arial" w:cs="Arial"/>
-                <w:lang w:val="en-US"/>
-              </w:rPr>
-            </w:pPr>
-          </w:p>
-        </w:tc>
-      </w:tr>
-      <w:tr>
-        <w:trPr>
-          <w:trHeight w:val="283"/>
-        </w:trPr>
-        <w:tc>
-          <w:tcPr>
-            <w:tcW w:w="2453" w:type="dxa"/>
-          </w:tcPr>
-          <w:p>
-            <w:pPr>
-              <w:rPr>
-                <w:rFonts w:ascii="Arial" w:hAnsi="Arial" w:cs="Arial"/>
-                <w:lang w:val="en-US"/>
-              </w:rPr>
-            </w:pPr>
-          </w:p>
-        </w:tc>
-        <w:tc>
-          <w:tcPr>
-            <w:tcW w:w="820" w:type="dxa"/>
-          </w:tcPr>
-          <w:p>
-            <w:pPr>
-              <w:jc w:val="center"/>
-              <w:rPr>
-                <w:rFonts w:ascii="Arial" w:hAnsi="Arial" w:cs="Arial"/>
-                <w:lang w:val="en-US"/>
-              </w:rPr>
-            </w:pPr>
-          </w:p>
-        </w:tc>
-        <w:tc>
-          <w:tcPr>
-            <w:tcW w:w="820" w:type="dxa"/>
-          </w:tcPr>
-          <w:p>
-            <w:pPr>
-              <w:jc w:val="center"/>
-              <w:rPr>
-                <w:rFonts w:ascii="Arial" w:hAnsi="Arial" w:cs="Arial"/>
-                <w:lang w:val="en-US"/>
-              </w:rPr>
-            </w:pPr>
-          </w:p>
-        </w:tc>
-        <w:tc>
-          <w:tcPr>
-            <w:tcW w:w="821" w:type="dxa"/>
-          </w:tcPr>
-          <w:p>
-            <w:pPr>
-              <w:jc w:val="center"/>
-              <w:rPr>
-                <w:rFonts w:ascii="Arial" w:hAnsi="Arial" w:cs="Arial"/>
-                <w:lang w:val="en-US"/>
-              </w:rPr>
-            </w:pPr>
-          </w:p>
-        </w:tc>
-        <w:tc>
-          <w:tcPr>
-            <w:tcW w:w="820" w:type="dxa"/>
-          </w:tcPr>
-          <w:p>
-            <w:pPr>
-              <w:jc w:val="center"/>
-              <w:rPr>
-                <w:rFonts w:ascii="Arial" w:hAnsi="Arial" w:cs="Arial"/>
-                <w:lang w:val="en-US"/>
-              </w:rPr>
-            </w:pPr>
-          </w:p>
-        </w:tc>
-        <w:tc>
-          <w:tcPr>
-            <w:tcW w:w="820" w:type="dxa"/>
-          </w:tcPr>
-          <w:p>
-            <w:pPr>
-              <w:jc w:val="center"/>
-              <w:rPr>
-                <w:rFonts w:ascii="Arial" w:hAnsi="Arial" w:cs="Arial"/>
-                <w:lang w:val="en-US"/>
-              </w:rPr>
-            </w:pPr>
-          </w:p>
-        </w:tc>
-        <w:tc>
-          <w:tcPr>
-            <w:tcW w:w="821" w:type="dxa"/>
-          </w:tcPr>
-          <w:p>
-            <w:pPr>
-              <w:jc w:val="center"/>
-              <w:rPr>
-                <w:rFonts w:ascii="Arial" w:hAnsi="Arial" w:cs="Arial"/>
-                <w:lang w:val="en-US"/>
-              </w:rPr>
-            </w:pPr>
-          </w:p>
-        </w:tc>
-        <w:tc>
-          <w:tcPr>
-            <w:tcW w:w="820" w:type="dxa"/>
-          </w:tcPr>
-          <w:p>
-            <w:pPr>
-              <w:jc w:val="center"/>
-              <w:rPr>
-                <w:rFonts w:ascii="Arial" w:hAnsi="Arial" w:cs="Arial"/>
-                <w:lang w:val="en-US"/>
-              </w:rPr>
-            </w:pPr>
-          </w:p>
-        </w:tc>
-        <w:tc>
-          <w:tcPr>
-            <w:tcW w:w="821" w:type="dxa"/>
-          </w:tcPr>
-          <w:p>
-            <w:pPr>
-              <w:jc w:val="center"/>
-              <w:rPr>
-                <w:rFonts w:ascii="Arial" w:hAnsi="Arial" w:cs="Arial"/>
-                <w:lang w:val="en-US"/>
-              </w:rPr>
-            </w:pPr>
-          </w:p>
-        </w:tc>
-      </w:tr>
-      <w:tr>
-        <w:trPr>
-          <w:trHeight w:val="283"/>
-        </w:trPr>
-        <w:tc>
-          <w:tcPr>
-            <w:tcW w:w="2453" w:type="dxa"/>
-          </w:tcPr>
-          <w:p>
-            <w:pPr>
-              <w:rPr>
-                <w:rFonts w:ascii="Arial" w:hAnsi="Arial" w:cs="Arial"/>
-                <w:lang w:val="en-US"/>
-              </w:rPr>
-            </w:pPr>
-          </w:p>
-        </w:tc>
-        <w:tc>
-          <w:tcPr>
-            <w:tcW w:w="820" w:type="dxa"/>
-          </w:tcPr>
-          <w:p>
-            <w:pPr>
-              <w:jc w:val="center"/>
-              <w:rPr>
-                <w:rFonts w:ascii="Arial" w:hAnsi="Arial" w:cs="Arial"/>
-                <w:lang w:val="en-US"/>
-              </w:rPr>
-            </w:pPr>
-          </w:p>
-        </w:tc>
-        <w:tc>
-          <w:tcPr>
-            <w:tcW w:w="820" w:type="dxa"/>
-          </w:tcPr>
-          <w:p>
-            <w:pPr>
-              <w:jc w:val="center"/>
-              <w:rPr>
-                <w:rFonts w:ascii="Arial" w:hAnsi="Arial" w:cs="Arial"/>
-                <w:lang w:val="en-US"/>
-              </w:rPr>
-            </w:pPr>
-          </w:p>
-        </w:tc>
-        <w:tc>
-          <w:tcPr>
-            <w:tcW w:w="821" w:type="dxa"/>
-          </w:tcPr>
-          <w:p>
-            <w:pPr>
-              <w:jc w:val="center"/>
-              <w:rPr>
-                <w:rFonts w:ascii="Arial" w:hAnsi="Arial" w:cs="Arial"/>
-                <w:lang w:val="en-US"/>
-              </w:rPr>
-            </w:pPr>
-          </w:p>
-        </w:tc>
-        <w:tc>
-          <w:tcPr>
-            <w:tcW w:w="820" w:type="dxa"/>
-          </w:tcPr>
-          <w:p>
-            <w:pPr>
-              <w:jc w:val="center"/>
-              <w:rPr>
-                <w:rFonts w:ascii="Arial" w:hAnsi="Arial" w:cs="Arial"/>
-                <w:lang w:val="en-US"/>
-              </w:rPr>
-            </w:pPr>
-          </w:p>
-        </w:tc>
-        <w:tc>
-          <w:tcPr>
-            <w:tcW w:w="820" w:type="dxa"/>
-          </w:tcPr>
-          <w:p>
-            <w:pPr>
-              <w:jc w:val="center"/>
-              <w:rPr>
-                <w:rFonts w:ascii="Arial" w:hAnsi="Arial" w:cs="Arial"/>
-                <w:lang w:val="en-US"/>
-              </w:rPr>
-            </w:pPr>
-          </w:p>
-        </w:tc>
-        <w:tc>
-          <w:tcPr>
-            <w:tcW w:w="821" w:type="dxa"/>
-          </w:tcPr>
-          <w:p>
-            <w:pPr>
-              <w:jc w:val="center"/>
-              <w:rPr>
-                <w:rFonts w:ascii="Arial" w:hAnsi="Arial" w:cs="Arial"/>
-                <w:lang w:val="en-US"/>
-              </w:rPr>
-            </w:pPr>
-          </w:p>
-        </w:tc>
-        <w:tc>
-          <w:tcPr>
-            <w:tcW w:w="820" w:type="dxa"/>
-          </w:tcPr>
-          <w:p>
-            <w:pPr>
-              <w:jc w:val="center"/>
-              <w:rPr>
-                <w:rFonts w:ascii="Arial" w:hAnsi="Arial" w:cs="Arial"/>
-                <w:lang w:val="en-US"/>
-              </w:rPr>
-            </w:pPr>
-          </w:p>
-        </w:tc>
-        <w:tc>
-          <w:tcPr>
-            <w:tcW w:w="821" w:type="dxa"/>
-          </w:tcPr>
-          <w:p>
-            <w:pPr>
-              <w:jc w:val="center"/>
-              <w:rPr>
-                <w:rFonts w:ascii="Arial" w:hAnsi="Arial" w:cs="Arial"/>
-                <w:lang w:val="en-US"/>
-              </w:rPr>
-            </w:pPr>
-          </w:p>
-        </w:tc>
-      </w:tr>
-    </w:tbl>
     <w:p>
       <w:pPr>
         <w:spacing w:before="120"/>

--- a/datasheet_gen/word_templates/EFT.docx
+++ b/datasheet_gen/word_templates/EFT.docx
@@ -981,6 +981,60 @@
         <w:t>Functional check is conducted as per SOP reference number: {{ sop_reference }}.</w:t>
       </w:r>
     </w:p>
+    <w:tbl>
+      <w:tblPr>
+        <w:tblW w:type="auto" w:w="0"/>
+        <w:tblLook w:firstColumn="1" w:firstRow="1" w:lastColumn="0" w:lastRow="0" w:noHBand="0" w:noVBand="1" w:val="04A0"/>
+      </w:tblPr>
+      <w:tblGrid>
+        <w:gridCol w:w="9026"/>
+      </w:tblGrid>
+      <w:tr>
+        <w:tc>
+          <w:tcPr>
+            <w:tcW w:type="dxa" w:w="9026"/>
+          </w:tcPr>
+          <w:p>
+            <w:pPr>
+              <w:jc w:val="center"/>
+            </w:pPr>
+            <w:r>
+              <w:t>{{ img_fc_1 }}</w:t>
+            </w:r>
+          </w:p>
+        </w:tc>
+      </w:tr>
+      <w:tr>
+        <w:tc>
+          <w:tcPr>
+            <w:tcW w:type="dxa" w:w="9026"/>
+          </w:tcPr>
+          <w:p>
+            <w:pPr>
+              <w:jc w:val="center"/>
+            </w:pPr>
+            <w:r>
+              <w:t>{{ img_fc_2 }}</w:t>
+            </w:r>
+          </w:p>
+        </w:tc>
+      </w:tr>
+      <w:tr>
+        <w:tc>
+          <w:tcPr>
+            <w:tcW w:type="dxa" w:w="9026"/>
+          </w:tcPr>
+          <w:p>
+            <w:pPr>
+              <w:jc w:val="center"/>
+            </w:pPr>
+            <w:r>
+              <w:t>{{ img_fc_3 }}</w:t>
+            </w:r>
+          </w:p>
+        </w:tc>
+      </w:tr>
+    </w:tbl>
     <w:p>
       <w:pPr>
         <w:spacing w:after="0"/>

--- a/datasheet_gen/word_templates/EFT.docx
+++ b/datasheet_gen/word_templates/EFT.docx
@@ -2539,8 +2539,7 @@
           <w:szCs w:val="20"/>
           <w:u w:val="none"/>
         </w:rPr>
-        <w:lastRenderedPageBreak/>
-        <w:t>Photo</w:t>
+        <w:t>{{ img_photo_1_caption }}</w:t>
       </w:r>
       <w:r>
         <w:rPr>
@@ -2554,7 +2553,6 @@
           <w:color w:val="auto"/>
           <w:u w:val="none"/>
         </w:rPr>
-        <w:t xml:space="preserve"> </w:t>
       </w:r>
       <w:r>
         <w:rPr>
@@ -2570,7 +2568,6 @@
           <w:szCs w:val="20"/>
           <w:u w:val="none"/>
         </w:rPr>
-        <w:fldChar w:fldCharType="begin"/>
       </w:r>
       <w:r>
         <w:rPr>
@@ -2586,7 +2583,6 @@
           <w:szCs w:val="20"/>
           <w:u w:val="none"/>
         </w:rPr>
-        <w:instrText xml:space="preserve"> SEQ Photo \* ARABIC </w:instrText>
       </w:r>
       <w:r>
         <w:rPr>
@@ -2602,7 +2598,6 @@
           <w:szCs w:val="20"/>
           <w:u w:val="none"/>
         </w:rPr>
-        <w:fldChar w:fldCharType="separate"/>
       </w:r>
       <w:r>
         <w:rPr>
@@ -2618,7 +2613,6 @@
           <w:szCs w:val="20"/>
           <w:u w:val="none"/>
         </w:rPr>
-        <w:t>1</w:t>
       </w:r>
       <w:r>
         <w:rPr>
@@ -2634,7 +2628,6 @@
           <w:szCs w:val="20"/>
           <w:u w:val="none"/>
         </w:rPr>
-        <w:fldChar w:fldCharType="end"/>
       </w:r>
       <w:r>
         <w:rPr>
@@ -2650,7 +2643,6 @@
           <w:szCs w:val="20"/>
           <w:u w:val="none"/>
         </w:rPr>
-        <w:t>:</w:t>
       </w:r>
       <w:r>
         <w:rPr>
@@ -2664,7 +2656,6 @@
           <w:szCs w:val="20"/>
           <w:u w:val="none"/>
         </w:rPr>
-        <w:t xml:space="preserve"> </w:t>
       </w:r>
       <w:r>
         <w:rPr>
@@ -2677,7 +2668,6 @@
           <w:sz w:val="20"/>
           <w:szCs w:val="20"/>
         </w:rPr>
-        <w:t xml:space="preserve">EFT test setup </w:t>
       </w:r>
       <w:r>
         <w:rPr>
@@ -2690,7 +2680,6 @@
           <w:sz w:val="20"/>
           <w:szCs w:val="20"/>
         </w:rPr>
-        <w:t>-</w:t>
       </w:r>
       <w:r>
         <w:rPr>
@@ -2703,7 +2692,6 @@
           <w:sz w:val="20"/>
           <w:szCs w:val="20"/>
         </w:rPr>
-        <w:t xml:space="preserve"> Power Line</w:t>
       </w:r>
       <w:bookmarkEnd w:id="135"/>
     </w:p>
@@ -2751,7 +2739,7 @@
           <w:szCs w:val="20"/>
           <w:u w:val="none"/>
         </w:rPr>
-        <w:t>Photo</w:t>
+        <w:t>{{ img_photo_2_caption }}</w:t>
       </w:r>
       <w:r>
         <w:rPr>
@@ -2765,7 +2753,6 @@
           <w:color w:val="auto"/>
           <w:u w:val="none"/>
         </w:rPr>
-        <w:t xml:space="preserve"> </w:t>
       </w:r>
       <w:r>
         <w:rPr>
@@ -2781,7 +2768,6 @@
           <w:szCs w:val="20"/>
           <w:u w:val="none"/>
         </w:rPr>
-        <w:fldChar w:fldCharType="begin"/>
       </w:r>
       <w:r>
         <w:rPr>
@@ -2797,7 +2783,6 @@
           <w:szCs w:val="20"/>
           <w:u w:val="none"/>
         </w:rPr>
-        <w:instrText xml:space="preserve"> SEQ Photo \* ARABIC </w:instrText>
       </w:r>
       <w:r>
         <w:rPr>
@@ -2813,7 +2798,6 @@
           <w:szCs w:val="20"/>
           <w:u w:val="none"/>
         </w:rPr>
-        <w:fldChar w:fldCharType="separate"/>
       </w:r>
       <w:r>
         <w:rPr>
@@ -2829,7 +2813,6 @@
           <w:szCs w:val="20"/>
           <w:u w:val="none"/>
         </w:rPr>
-        <w:t>2</w:t>
       </w:r>
       <w:r>
         <w:rPr>
@@ -2845,7 +2828,6 @@
           <w:szCs w:val="20"/>
           <w:u w:val="none"/>
         </w:rPr>
-        <w:fldChar w:fldCharType="end"/>
       </w:r>
       <w:r>
         <w:rPr>
@@ -2861,7 +2843,6 @@
           <w:szCs w:val="20"/>
           <w:u w:val="none"/>
         </w:rPr>
-        <w:t>:</w:t>
       </w:r>
       <w:r>
         <w:rPr>
@@ -2875,7 +2856,6 @@
           <w:szCs w:val="20"/>
           <w:u w:val="none"/>
         </w:rPr>
-        <w:t xml:space="preserve"> </w:t>
       </w:r>
       <w:r>
         <w:rPr>
@@ -2888,7 +2868,6 @@
           <w:sz w:val="20"/>
           <w:szCs w:val="20"/>
         </w:rPr>
-        <w:t xml:space="preserve">EFT test setup </w:t>
       </w:r>
       <w:r>
         <w:rPr>
@@ -2901,7 +2880,6 @@
           <w:sz w:val="20"/>
           <w:szCs w:val="20"/>
         </w:rPr>
-        <w:t>-</w:t>
       </w:r>
       <w:r>
         <w:rPr>
@@ -2914,7 +2892,6 @@
           <w:sz w:val="20"/>
           <w:szCs w:val="20"/>
         </w:rPr>
-        <w:t xml:space="preserve"> Signal Line</w:t>
       </w:r>
       <w:bookmarkEnd w:id="136"/>
     </w:p>

--- a/datasheet_gen/word_templates/EFT.docx
+++ b/datasheet_gen/word_templates/EFT.docx
@@ -1879,7 +1879,7 @@
           </w:tcPr>
           <w:p>
             <w:r>
-              <w:t xml:space="preserve">{{r eut_configuration }}</w:t>
+              <w:t>{{r eut_configuration_col_1 }}</w:t>
             </w:r>
           </w:p>
         </w:tc>
@@ -1890,7 +1890,7 @@
           </w:tcPr>
           <w:p>
             <w:r>
-              <w:t xml:space="preserve">{{r eut_configuration }}</w:t>
+              <w:t>{{r eut_configuration_col_2 }}</w:t>
             </w:r>
           </w:p>
         </w:tc>
@@ -2740,6 +2740,575 @@
           <w:u w:val="none"/>
         </w:rPr>
         <w:t>{{ img_photo_2_caption }}</w:t>
+      </w:r>
+      <w:r>
+        <w:rPr>
+          <w:rStyle w:val="Hyperlink"/>
+          <w:rFonts w:ascii="Arial" w:hAnsi="Arial" w:cs="Arial"/>
+          <w:b/>
+          <w:bCs/>
+          <w:i w:val="0"/>
+          <w:iCs w:val="0"/>
+          <w:noProof/>
+          <w:color w:val="auto"/>
+          <w:u w:val="none"/>
+        </w:rPr>
+      </w:r>
+      <w:r>
+        <w:rPr>
+          <w:rStyle w:val="Hyperlink"/>
+          <w:rFonts w:ascii="Arial" w:hAnsi="Arial" w:cs="Arial"/>
+          <w:b/>
+          <w:bCs/>
+          <w:i w:val="0"/>
+          <w:iCs w:val="0"/>
+          <w:noProof/>
+          <w:color w:val="auto"/>
+          <w:sz w:val="20"/>
+          <w:szCs w:val="20"/>
+          <w:u w:val="none"/>
+        </w:rPr>
+      </w:r>
+      <w:r>
+        <w:rPr>
+          <w:rStyle w:val="Hyperlink"/>
+          <w:rFonts w:ascii="Arial" w:hAnsi="Arial" w:cs="Arial"/>
+          <w:b/>
+          <w:bCs/>
+          <w:i w:val="0"/>
+          <w:iCs w:val="0"/>
+          <w:noProof/>
+          <w:color w:val="auto"/>
+          <w:sz w:val="20"/>
+          <w:szCs w:val="20"/>
+          <w:u w:val="none"/>
+        </w:rPr>
+      </w:r>
+      <w:r>
+        <w:rPr>
+          <w:rStyle w:val="Hyperlink"/>
+          <w:rFonts w:ascii="Arial" w:hAnsi="Arial" w:cs="Arial"/>
+          <w:b/>
+          <w:bCs/>
+          <w:i w:val="0"/>
+          <w:iCs w:val="0"/>
+          <w:noProof/>
+          <w:color w:val="auto"/>
+          <w:sz w:val="20"/>
+          <w:szCs w:val="20"/>
+          <w:u w:val="none"/>
+        </w:rPr>
+      </w:r>
+      <w:r>
+        <w:rPr>
+          <w:rStyle w:val="Hyperlink"/>
+          <w:rFonts w:ascii="Arial" w:hAnsi="Arial" w:cs="Arial"/>
+          <w:b/>
+          <w:bCs/>
+          <w:i w:val="0"/>
+          <w:iCs w:val="0"/>
+          <w:noProof/>
+          <w:color w:val="auto"/>
+          <w:sz w:val="20"/>
+          <w:szCs w:val="20"/>
+          <w:u w:val="none"/>
+        </w:rPr>
+      </w:r>
+      <w:r>
+        <w:rPr>
+          <w:rStyle w:val="Hyperlink"/>
+          <w:rFonts w:ascii="Arial" w:hAnsi="Arial" w:cs="Arial"/>
+          <w:b/>
+          <w:bCs/>
+          <w:i w:val="0"/>
+          <w:iCs w:val="0"/>
+          <w:noProof/>
+          <w:color w:val="auto"/>
+          <w:sz w:val="20"/>
+          <w:szCs w:val="20"/>
+          <w:u w:val="none"/>
+        </w:rPr>
+      </w:r>
+      <w:r>
+        <w:rPr>
+          <w:rStyle w:val="Hyperlink"/>
+          <w:rFonts w:ascii="Arial" w:hAnsi="Arial" w:cs="Arial"/>
+          <w:b/>
+          <w:bCs/>
+          <w:i w:val="0"/>
+          <w:iCs w:val="0"/>
+          <w:noProof/>
+          <w:color w:val="auto"/>
+          <w:sz w:val="20"/>
+          <w:szCs w:val="20"/>
+          <w:u w:val="none"/>
+        </w:rPr>
+      </w:r>
+      <w:r>
+        <w:rPr>
+          <w:rStyle w:val="Hyperlink"/>
+          <w:rFonts w:ascii="Arial" w:hAnsi="Arial" w:cs="Arial"/>
+          <w:b/>
+          <w:bCs/>
+          <w:noProof/>
+          <w:color w:val="auto"/>
+          <w:sz w:val="20"/>
+          <w:szCs w:val="20"/>
+          <w:u w:val="none"/>
+        </w:rPr>
+      </w:r>
+      <w:r>
+        <w:rPr>
+          <w:rFonts w:ascii="Arial" w:hAnsi="Arial" w:cs="Arial"/>
+          <w:b/>
+          <w:bCs/>
+          <w:i w:val="0"/>
+          <w:iCs w:val="0"/>
+          <w:color w:val="auto"/>
+          <w:sz w:val="20"/>
+          <w:szCs w:val="20"/>
+        </w:rPr>
+      </w:r>
+      <w:r>
+        <w:rPr>
+          <w:rFonts w:ascii="Arial" w:hAnsi="Arial" w:cs="Arial"/>
+          <w:b/>
+          <w:bCs/>
+          <w:i w:val="0"/>
+          <w:iCs w:val="0"/>
+          <w:color w:val="auto"/>
+          <w:sz w:val="20"/>
+          <w:szCs w:val="20"/>
+        </w:rPr>
+      </w:r>
+      <w:r>
+        <w:rPr>
+          <w:rFonts w:ascii="Arial" w:hAnsi="Arial" w:cs="Arial"/>
+          <w:b/>
+          <w:bCs/>
+          <w:i w:val="0"/>
+          <w:iCs w:val="0"/>
+          <w:color w:val="auto"/>
+          <w:sz w:val="20"/>
+          <w:szCs w:val="20"/>
+        </w:rPr>
+      </w:r>
+      <w:bookmarkEnd w:id="136"/>
+    </w:p>
+    <w:p>
+      <w:pPr>
+        <w:pStyle w:val="Caption"/>
+        <w:spacing w:before="0" w:after="0"/>
+        <w:jc w:val="center"/>
+        <w:rPr>
+          <w:rFonts w:ascii="Arial" w:hAnsi="Arial" w:cs="Arial"/>
+          <w:b/>
+          <w:bCs/>
+          <w:i w:val="0"/>
+          <w:iCs w:val="0"/>
+          <w:color w:val="auto"/>
+          <w:sz w:val="20"/>
+          <w:szCs w:val="20"/>
+        </w:rPr>
+      </w:pPr>
+      <w:bookmarkStart w:id="136" w:name="_Toc225977188"/>
+      <w:r>
+        <w:rPr>
+          <w:rStyle w:val="Hyperlink"/>
+          <w:rFonts w:ascii="Arial" w:hAnsi="Arial" w:cs="Arial"/>
+          <w:b/>
+          <w:bCs/>
+          <w:i w:val="0"/>
+          <w:iCs w:val="0"/>
+          <w:noProof/>
+          <w:color w:val="auto"/>
+          <w:sz w:val="20"/>
+          <w:szCs w:val="20"/>
+          <w:u w:val="none"/>
+        </w:rPr>
+        <w:t>{%p for pic in re_extra_photos %}</w:t>
+      </w:r>
+      <w:r>
+        <w:rPr>
+          <w:rStyle w:val="Hyperlink"/>
+          <w:rFonts w:ascii="Arial" w:hAnsi="Arial" w:cs="Arial"/>
+          <w:b/>
+          <w:bCs/>
+          <w:i w:val="0"/>
+          <w:iCs w:val="0"/>
+          <w:noProof/>
+          <w:color w:val="auto"/>
+          <w:u w:val="none"/>
+        </w:rPr>
+      </w:r>
+      <w:r>
+        <w:rPr>
+          <w:rStyle w:val="Hyperlink"/>
+          <w:rFonts w:ascii="Arial" w:hAnsi="Arial" w:cs="Arial"/>
+          <w:b/>
+          <w:bCs/>
+          <w:i w:val="0"/>
+          <w:iCs w:val="0"/>
+          <w:noProof/>
+          <w:color w:val="auto"/>
+          <w:sz w:val="20"/>
+          <w:szCs w:val="20"/>
+          <w:u w:val="none"/>
+        </w:rPr>
+      </w:r>
+      <w:r>
+        <w:rPr>
+          <w:rStyle w:val="Hyperlink"/>
+          <w:rFonts w:ascii="Arial" w:hAnsi="Arial" w:cs="Arial"/>
+          <w:b/>
+          <w:bCs/>
+          <w:i w:val="0"/>
+          <w:iCs w:val="0"/>
+          <w:noProof/>
+          <w:color w:val="auto"/>
+          <w:sz w:val="20"/>
+          <w:szCs w:val="20"/>
+          <w:u w:val="none"/>
+        </w:rPr>
+      </w:r>
+      <w:r>
+        <w:rPr>
+          <w:rStyle w:val="Hyperlink"/>
+          <w:rFonts w:ascii="Arial" w:hAnsi="Arial" w:cs="Arial"/>
+          <w:b/>
+          <w:bCs/>
+          <w:i w:val="0"/>
+          <w:iCs w:val="0"/>
+          <w:noProof/>
+          <w:color w:val="auto"/>
+          <w:sz w:val="20"/>
+          <w:szCs w:val="20"/>
+          <w:u w:val="none"/>
+        </w:rPr>
+      </w:r>
+      <w:r>
+        <w:rPr>
+          <w:rStyle w:val="Hyperlink"/>
+          <w:rFonts w:ascii="Arial" w:hAnsi="Arial" w:cs="Arial"/>
+          <w:b/>
+          <w:bCs/>
+          <w:i w:val="0"/>
+          <w:iCs w:val="0"/>
+          <w:noProof/>
+          <w:color w:val="auto"/>
+          <w:sz w:val="20"/>
+          <w:szCs w:val="20"/>
+          <w:u w:val="none"/>
+        </w:rPr>
+      </w:r>
+      <w:r>
+        <w:rPr>
+          <w:rStyle w:val="Hyperlink"/>
+          <w:rFonts w:ascii="Arial" w:hAnsi="Arial" w:cs="Arial"/>
+          <w:b/>
+          <w:bCs/>
+          <w:i w:val="0"/>
+          <w:iCs w:val="0"/>
+          <w:noProof/>
+          <w:color w:val="auto"/>
+          <w:sz w:val="20"/>
+          <w:szCs w:val="20"/>
+          <w:u w:val="none"/>
+        </w:rPr>
+      </w:r>
+      <w:r>
+        <w:rPr>
+          <w:rStyle w:val="Hyperlink"/>
+          <w:rFonts w:ascii="Arial" w:hAnsi="Arial" w:cs="Arial"/>
+          <w:b/>
+          <w:bCs/>
+          <w:i w:val="0"/>
+          <w:iCs w:val="0"/>
+          <w:noProof/>
+          <w:color w:val="auto"/>
+          <w:sz w:val="20"/>
+          <w:szCs w:val="20"/>
+          <w:u w:val="none"/>
+        </w:rPr>
+      </w:r>
+      <w:r>
+        <w:rPr>
+          <w:rStyle w:val="Hyperlink"/>
+          <w:rFonts w:ascii="Arial" w:hAnsi="Arial" w:cs="Arial"/>
+          <w:b/>
+          <w:bCs/>
+          <w:noProof/>
+          <w:color w:val="auto"/>
+          <w:sz w:val="20"/>
+          <w:szCs w:val="20"/>
+          <w:u w:val="none"/>
+        </w:rPr>
+      </w:r>
+      <w:r>
+        <w:rPr>
+          <w:rFonts w:ascii="Arial" w:hAnsi="Arial" w:cs="Arial"/>
+          <w:b/>
+          <w:bCs/>
+          <w:i w:val="0"/>
+          <w:iCs w:val="0"/>
+          <w:color w:val="auto"/>
+          <w:sz w:val="20"/>
+          <w:szCs w:val="20"/>
+        </w:rPr>
+      </w:r>
+      <w:r>
+        <w:rPr>
+          <w:rFonts w:ascii="Arial" w:hAnsi="Arial" w:cs="Arial"/>
+          <w:b/>
+          <w:bCs/>
+          <w:i w:val="0"/>
+          <w:iCs w:val="0"/>
+          <w:color w:val="auto"/>
+          <w:sz w:val="20"/>
+          <w:szCs w:val="20"/>
+        </w:rPr>
+      </w:r>
+      <w:r>
+        <w:rPr>
+          <w:rFonts w:ascii="Arial" w:hAnsi="Arial" w:cs="Arial"/>
+          <w:b/>
+          <w:bCs/>
+          <w:i w:val="0"/>
+          <w:iCs w:val="0"/>
+          <w:color w:val="auto"/>
+          <w:sz w:val="20"/>
+          <w:szCs w:val="20"/>
+        </w:rPr>
+      </w:r>
+      <w:bookmarkEnd w:id="136"/>
+    </w:p>
+    <w:p>
+      <w:pPr>
+        <w:spacing w:before="0" w:after="0"/>
+      </w:pPr>
+      <w:r>
+        <w:t>{{ pic.img }}</w:t>
+      </w:r>
+    </w:p>
+    <w:p>
+      <w:pPr>
+        <w:pStyle w:val="Caption"/>
+        <w:spacing w:before="0" w:after="0"/>
+        <w:jc w:val="center"/>
+        <w:rPr>
+          <w:rFonts w:ascii="Arial" w:hAnsi="Arial" w:cs="Arial"/>
+          <w:b/>
+          <w:bCs/>
+          <w:i w:val="0"/>
+          <w:iCs w:val="0"/>
+          <w:color w:val="auto"/>
+          <w:sz w:val="20"/>
+          <w:szCs w:val="20"/>
+        </w:rPr>
+      </w:pPr>
+      <w:bookmarkStart w:id="136" w:name="_Toc225977188"/>
+      <w:r>
+        <w:rPr>
+          <w:rStyle w:val="Hyperlink"/>
+          <w:rFonts w:ascii="Arial" w:hAnsi="Arial" w:cs="Arial"/>
+          <w:b/>
+          <w:bCs/>
+          <w:i w:val="0"/>
+          <w:iCs w:val="0"/>
+          <w:noProof/>
+          <w:color w:val="auto"/>
+          <w:sz w:val="20"/>
+          <w:szCs w:val="20"/>
+          <w:u w:val="none"/>
+        </w:rPr>
+        <w:t>{{ pic.caption }}</w:t>
+      </w:r>
+      <w:r>
+        <w:rPr>
+          <w:rStyle w:val="Hyperlink"/>
+          <w:rFonts w:ascii="Arial" w:hAnsi="Arial" w:cs="Arial"/>
+          <w:b/>
+          <w:bCs/>
+          <w:i w:val="0"/>
+          <w:iCs w:val="0"/>
+          <w:noProof/>
+          <w:color w:val="auto"/>
+          <w:u w:val="none"/>
+        </w:rPr>
+      </w:r>
+      <w:r>
+        <w:rPr>
+          <w:rStyle w:val="Hyperlink"/>
+          <w:rFonts w:ascii="Arial" w:hAnsi="Arial" w:cs="Arial"/>
+          <w:b/>
+          <w:bCs/>
+          <w:i w:val="0"/>
+          <w:iCs w:val="0"/>
+          <w:noProof/>
+          <w:color w:val="auto"/>
+          <w:sz w:val="20"/>
+          <w:szCs w:val="20"/>
+          <w:u w:val="none"/>
+        </w:rPr>
+      </w:r>
+      <w:r>
+        <w:rPr>
+          <w:rStyle w:val="Hyperlink"/>
+          <w:rFonts w:ascii="Arial" w:hAnsi="Arial" w:cs="Arial"/>
+          <w:b/>
+          <w:bCs/>
+          <w:i w:val="0"/>
+          <w:iCs w:val="0"/>
+          <w:noProof/>
+          <w:color w:val="auto"/>
+          <w:sz w:val="20"/>
+          <w:szCs w:val="20"/>
+          <w:u w:val="none"/>
+        </w:rPr>
+      </w:r>
+      <w:r>
+        <w:rPr>
+          <w:rStyle w:val="Hyperlink"/>
+          <w:rFonts w:ascii="Arial" w:hAnsi="Arial" w:cs="Arial"/>
+          <w:b/>
+          <w:bCs/>
+          <w:i w:val="0"/>
+          <w:iCs w:val="0"/>
+          <w:noProof/>
+          <w:color w:val="auto"/>
+          <w:sz w:val="20"/>
+          <w:szCs w:val="20"/>
+          <w:u w:val="none"/>
+        </w:rPr>
+      </w:r>
+      <w:r>
+        <w:rPr>
+          <w:rStyle w:val="Hyperlink"/>
+          <w:rFonts w:ascii="Arial" w:hAnsi="Arial" w:cs="Arial"/>
+          <w:b/>
+          <w:bCs/>
+          <w:i w:val="0"/>
+          <w:iCs w:val="0"/>
+          <w:noProof/>
+          <w:color w:val="auto"/>
+          <w:sz w:val="20"/>
+          <w:szCs w:val="20"/>
+          <w:u w:val="none"/>
+        </w:rPr>
+      </w:r>
+      <w:r>
+        <w:rPr>
+          <w:rStyle w:val="Hyperlink"/>
+          <w:rFonts w:ascii="Arial" w:hAnsi="Arial" w:cs="Arial"/>
+          <w:b/>
+          <w:bCs/>
+          <w:i w:val="0"/>
+          <w:iCs w:val="0"/>
+          <w:noProof/>
+          <w:color w:val="auto"/>
+          <w:sz w:val="20"/>
+          <w:szCs w:val="20"/>
+          <w:u w:val="none"/>
+        </w:rPr>
+      </w:r>
+      <w:r>
+        <w:rPr>
+          <w:rStyle w:val="Hyperlink"/>
+          <w:rFonts w:ascii="Arial" w:hAnsi="Arial" w:cs="Arial"/>
+          <w:b/>
+          <w:bCs/>
+          <w:i w:val="0"/>
+          <w:iCs w:val="0"/>
+          <w:noProof/>
+          <w:color w:val="auto"/>
+          <w:sz w:val="20"/>
+          <w:szCs w:val="20"/>
+          <w:u w:val="none"/>
+        </w:rPr>
+      </w:r>
+      <w:r>
+        <w:rPr>
+          <w:rStyle w:val="Hyperlink"/>
+          <w:rFonts w:ascii="Arial" w:hAnsi="Arial" w:cs="Arial"/>
+          <w:b/>
+          <w:bCs/>
+          <w:noProof/>
+          <w:color w:val="auto"/>
+          <w:sz w:val="20"/>
+          <w:szCs w:val="20"/>
+          <w:u w:val="none"/>
+        </w:rPr>
+      </w:r>
+      <w:r>
+        <w:rPr>
+          <w:rFonts w:ascii="Arial" w:hAnsi="Arial" w:cs="Arial"/>
+          <w:b/>
+          <w:bCs/>
+          <w:i w:val="0"/>
+          <w:iCs w:val="0"/>
+          <w:color w:val="auto"/>
+          <w:sz w:val="20"/>
+          <w:szCs w:val="20"/>
+        </w:rPr>
+      </w:r>
+      <w:r>
+        <w:rPr>
+          <w:rFonts w:ascii="Arial" w:hAnsi="Arial" w:cs="Arial"/>
+          <w:b/>
+          <w:bCs/>
+          <w:i w:val="0"/>
+          <w:iCs w:val="0"/>
+          <w:color w:val="auto"/>
+          <w:sz w:val="20"/>
+          <w:szCs w:val="20"/>
+        </w:rPr>
+      </w:r>
+      <w:r>
+        <w:rPr>
+          <w:rFonts w:ascii="Arial" w:hAnsi="Arial" w:cs="Arial"/>
+          <w:b/>
+          <w:bCs/>
+          <w:i w:val="0"/>
+          <w:iCs w:val="0"/>
+          <w:color w:val="auto"/>
+          <w:sz w:val="20"/>
+          <w:szCs w:val="20"/>
+        </w:rPr>
+      </w:r>
+      <w:bookmarkEnd w:id="136"/>
+    </w:p>
+    <w:p>
+      <w:pPr>
+        <w:pStyle w:val="Caption"/>
+        <w:spacing w:before="0" w:after="0"/>
+        <w:jc w:val="center"/>
+        <w:rPr>
+          <w:rFonts w:ascii="Arial" w:hAnsi="Arial" w:cs="Arial"/>
+          <w:b/>
+          <w:bCs/>
+          <w:i w:val="0"/>
+          <w:iCs w:val="0"/>
+          <w:color w:val="auto"/>
+          <w:sz w:val="20"/>
+          <w:szCs w:val="20"/>
+        </w:rPr>
+      </w:pPr>
+      <w:bookmarkStart w:id="136" w:name="_Toc225977188"/>
+      <w:r>
+        <w:rPr>
+          <w:rStyle w:val="Hyperlink"/>
+          <w:rFonts w:ascii="Arial" w:hAnsi="Arial" w:cs="Arial"/>
+          <w:b/>
+          <w:bCs/>
+          <w:i w:val="0"/>
+          <w:iCs w:val="0"/>
+          <w:noProof/>
+          <w:color w:val="auto"/>
+          <w:sz w:val="20"/>
+          <w:szCs w:val="20"/>
+          <w:u w:val="none"/>
+        </w:rPr>
+        <w:t>{%p endfor %}</w:t>
       </w:r>
       <w:r>
         <w:rPr>
